--- a/작업일지/28주차.docx
+++ b/작업일지/28주차.docx
@@ -73,8 +73,17 @@
                 <w:rFonts w:hint="eastAsia"/>
                 <w:szCs w:val="20"/>
               </w:rPr>
-              <w:t>2021180009 박경준</w:t>
-            </w:r>
+              <w:t xml:space="preserve">2021180009 </w:t>
+            </w:r>
+            <w:proofErr w:type="spellStart"/>
+            <w:r>
+              <w:rPr>
+                <w:rFonts w:hint="eastAsia"/>
+                <w:szCs w:val="20"/>
+              </w:rPr>
+              <w:t>박경준</w:t>
+            </w:r>
+            <w:proofErr w:type="spellEnd"/>
             <w:r>
               <w:rPr>
                 <w:szCs w:val="20"/>
@@ -110,6 +119,7 @@
                 <w:sz w:val="22"/>
               </w:rPr>
             </w:pPr>
+            <w:proofErr w:type="spellStart"/>
             <w:r>
               <w:rPr>
                 <w:rFonts w:hint="eastAsia"/>
@@ -118,6 +128,7 @@
               </w:rPr>
               <w:t>팀명</w:t>
             </w:r>
+            <w:proofErr w:type="spellEnd"/>
           </w:p>
         </w:tc>
         <w:tc>
@@ -246,7 +257,6 @@
             <w:pPr>
               <w:jc w:val="center"/>
               <w:rPr>
-                <w:rFonts w:hint="eastAsia"/>
                 <w:b/>
               </w:rPr>
             </w:pPr>
@@ -381,6 +391,16 @@
                 <w:u w:val="single"/>
               </w:rPr>
             </w:pPr>
+            <w:r>
+              <w:rPr>
+                <w:rFonts w:ascii="맑은 고딕" w:eastAsia="맑은 고딕" w:hAnsi="맑은 고딕"/>
+                <w:b/>
+                <w:bCs/>
+                <w:color w:val="EE0000"/>
+                <w:u w:val="single"/>
+              </w:rPr>
+              <w:t>Multiple Scattering Energy Compensation 구현</w:t>
+            </w:r>
           </w:p>
         </w:tc>
       </w:tr>
@@ -414,6 +434,215 @@
       <w:pPr>
         <w:jc w:val="left"/>
         <w:rPr>
+          <w:b/>
+          <w:sz w:val="22"/>
+        </w:rPr>
+      </w:pPr>
+      <w:r>
+        <w:rPr>
+          <w:b/>
+          <w:sz w:val="22"/>
+        </w:rPr>
+        <w:t>수정 전의 Single Scattering을 통한 최소 값 설정 (</w:t>
+      </w:r>
+      <w:proofErr w:type="spellStart"/>
+      <w:r>
+        <w:rPr>
+          <w:b/>
+          <w:sz w:val="22"/>
+        </w:rPr>
+        <w:t>에너지손실로인해</w:t>
+      </w:r>
+      <w:proofErr w:type="spellEnd"/>
+      <w:r>
+        <w:rPr>
+          <w:b/>
+          <w:sz w:val="22"/>
+        </w:rPr>
+        <w:t xml:space="preserve"> roughness별 불균형이 생겼기에) </w:t>
+      </w:r>
+    </w:p>
+    <w:p>
+      <w:pPr>
+        <w:jc w:val="left"/>
+        <w:rPr>
+          <w:b/>
+          <w:sz w:val="22"/>
+        </w:rPr>
+      </w:pPr>
+      <w:r>
+        <w:rPr>
+          <w:b/>
+          <w:sz w:val="22"/>
+        </w:rPr>
+        <w:t>Multiple Scattering으로 변환 Energy Compensation: 1.0 + F0 * (1.0/Ess - 1.0) 수식 사용 에너지보존 100%</w:t>
+      </w:r>
+    </w:p>
+    <w:p>
+      <w:pPr>
+        <w:jc w:val="left"/>
+        <w:rPr>
+          <w:b/>
+          <w:sz w:val="22"/>
+        </w:rPr>
+      </w:pPr>
+      <w:r>
+        <w:rPr>
+          <w:b/>
+          <w:sz w:val="22"/>
+        </w:rPr>
+        <w:t>다만, hdr의 과도한 값으로 인해 단순 스케일 조절을 함 이제 roughness로 인해 어두워지지 않고 물리적으로 정확하게 에너지가 보존됨</w:t>
+      </w:r>
+    </w:p>
+    <w:p>
+      <w:pPr>
+        <w:jc w:val="left"/>
+        <w:rPr>
+          <w:b/>
+          <w:sz w:val="22"/>
+        </w:rPr>
+      </w:pPr>
+    </w:p>
+    <w:p>
+      <w:pPr>
+        <w:jc w:val="left"/>
+        <w:rPr>
+          <w:b/>
+          <w:sz w:val="22"/>
+        </w:rPr>
+      </w:pPr>
+      <w:proofErr w:type="gramStart"/>
+      <w:r>
+        <w:rPr>
+          <w:b/>
+          <w:sz w:val="22"/>
+        </w:rPr>
+        <w:t>// Energy</w:t>
+      </w:r>
+      <w:proofErr w:type="gramEnd"/>
+      <w:r>
+        <w:rPr>
+          <w:b/>
+          <w:sz w:val="22"/>
+        </w:rPr>
+        <w:t xml:space="preserve"> Compensation Factor 계산</w:t>
+      </w:r>
+    </w:p>
+    <w:p>
+      <w:pPr>
+        <w:jc w:val="left"/>
+        <w:rPr>
+          <w:b/>
+          <w:sz w:val="22"/>
+        </w:rPr>
+      </w:pPr>
+      <w:proofErr w:type="gramStart"/>
+      <w:r>
+        <w:rPr>
+          <w:b/>
+          <w:sz w:val="22"/>
+        </w:rPr>
+        <w:t>// 수식</w:t>
+      </w:r>
+      <w:proofErr w:type="gramEnd"/>
+      <w:r>
+        <w:rPr>
+          <w:b/>
+          <w:sz w:val="22"/>
+        </w:rPr>
+        <w:t>: 1.0 + F0 * (1.0/Ess - 1.0)</w:t>
+      </w:r>
+    </w:p>
+    <w:p>
+      <w:pPr>
+        <w:jc w:val="left"/>
+        <w:rPr>
+          <w:b/>
+          <w:sz w:val="22"/>
+        </w:rPr>
+      </w:pPr>
+      <w:proofErr w:type="gramStart"/>
+      <w:r>
+        <w:rPr>
+          <w:b/>
+          <w:sz w:val="22"/>
+        </w:rPr>
+        <w:t>// 의미</w:t>
+      </w:r>
+      <w:proofErr w:type="gramEnd"/>
+      <w:r>
+        <w:rPr>
+          <w:b/>
+          <w:sz w:val="22"/>
+        </w:rPr>
+        <w:t>: 손실된 에너지를 F0에 비례하여 복구</w:t>
+      </w:r>
+    </w:p>
+    <w:p>
+      <w:pPr>
+        <w:jc w:val="left"/>
+        <w:rPr>
+          <w:b/>
+          <w:sz w:val="22"/>
+        </w:rPr>
+      </w:pPr>
+      <w:r>
+        <w:rPr>
+          <w:b/>
+          <w:sz w:val="22"/>
+        </w:rPr>
+        <w:t xml:space="preserve">float3 </w:t>
+      </w:r>
+      <w:proofErr w:type="spellStart"/>
+      <w:r>
+        <w:rPr>
+          <w:b/>
+          <w:sz w:val="22"/>
+        </w:rPr>
+        <w:t>energyCompensation</w:t>
+      </w:r>
+      <w:proofErr w:type="spellEnd"/>
+      <w:r>
+        <w:rPr>
+          <w:b/>
+          <w:sz w:val="22"/>
+        </w:rPr>
+        <w:t xml:space="preserve"> = 1.0 + F0 * (1.0 / Ess - 1.0</w:t>
+      </w:r>
+      <w:proofErr w:type="gramStart"/>
+      <w:r>
+        <w:rPr>
+          <w:b/>
+          <w:sz w:val="22"/>
+        </w:rPr>
+        <w:t>);</w:t>
+      </w:r>
+      <w:proofErr w:type="gramEnd"/>
+    </w:p>
+    <w:p>
+      <w:pPr>
+        <w:jc w:val="left"/>
+        <w:rPr>
+          <w:b/>
+          <w:sz w:val="22"/>
+        </w:rPr>
+      </w:pPr>
+    </w:p>
+    <w:p>
+      <w:pPr>
+        <w:jc w:val="left"/>
+        <w:rPr>
+          <w:rFonts w:hint="eastAsia"/>
+          <w:b/>
+          <w:sz w:val="22"/>
+        </w:rPr>
+      </w:pPr>
+    </w:p>
+    <w:p>
+      <w:pPr>
+        <w:jc w:val="left"/>
+        <w:rPr>
+          <w:rFonts w:hint="eastAsia"/>
           <w:b/>
           <w:sz w:val="22"/>
         </w:rPr>
@@ -693,6 +922,7 @@
                 <w:b/>
                 <w:sz w:val="22"/>
               </w:rPr>
+              <w:lastRenderedPageBreak/>
               <w:t>다음주 할 일</w:t>
             </w:r>
           </w:p>
@@ -1610,7 +1840,6 @@
   <w:style w:type="character" w:default="1" w:styleId="a0">
     <w:name w:val="Default Paragraph Font"/>
     <w:uiPriority w:val="1"/>
-    <w:semiHidden/>
     <w:unhideWhenUsed/>
   </w:style>
   <w:style w:type="table" w:default="1" w:styleId="a1">

--- a/작업일지/28주차.docx
+++ b/작업일지/28주차.docx
@@ -73,17 +73,8 @@
                 <w:rFonts w:hint="eastAsia"/>
                 <w:szCs w:val="20"/>
               </w:rPr>
-              <w:t xml:space="preserve">2021180009 </w:t>
-            </w:r>
-            <w:proofErr w:type="spellStart"/>
-            <w:r>
-              <w:rPr>
-                <w:rFonts w:hint="eastAsia"/>
-                <w:szCs w:val="20"/>
-              </w:rPr>
-              <w:t>박경준</w:t>
-            </w:r>
-            <w:proofErr w:type="spellEnd"/>
+              <w:t>2021180009 박경준</w:t>
+            </w:r>
             <w:r>
               <w:rPr>
                 <w:szCs w:val="20"/>
@@ -388,6 +379,7 @@
                 <w:rFonts w:ascii="맑은 고딕" w:eastAsia="맑은 고딕" w:hAnsi="맑은 고딕"/>
                 <w:b/>
                 <w:bCs/>
+                <w:color w:val="EE0000"/>
                 <w:u w:val="single"/>
               </w:rPr>
             </w:pPr>
@@ -401,6 +393,138 @@
               </w:rPr>
               <w:t>Multiple Scattering Energy Compensation 구현</w:t>
             </w:r>
+          </w:p>
+          <w:p>
+            <w:pPr>
+              <w:rPr>
+                <w:rFonts w:ascii="맑은 고딕" w:eastAsia="맑은 고딕" w:hAnsi="맑은 고딕"/>
+                <w:b/>
+                <w:bCs/>
+                <w:color w:val="000000" w:themeColor="text1"/>
+              </w:rPr>
+            </w:pPr>
+            <w:hyperlink r:id="rId7" w:history="1">
+              <w:r>
+                <w:rPr>
+                  <w:rStyle w:val="a6"/>
+                  <w:rFonts w:ascii="맑은 고딕" w:eastAsia="맑은 고딕" w:hAnsi="맑은 고딕" w:hint="eastAsia"/>
+                  <w:b/>
+                  <w:bCs/>
+                </w:rPr>
+                <w:t>맵</w:t>
+              </w:r>
+              <w:r>
+                <w:rPr>
+                  <w:rStyle w:val="a6"/>
+                  <w:rFonts w:ascii="맑은 고딕" w:eastAsia="맑은 고딕" w:hAnsi="맑은 고딕" w:hint="eastAsia"/>
+                  <w:b/>
+                  <w:bCs/>
+                </w:rPr>
+                <w:t xml:space="preserve"> </w:t>
+              </w:r>
+              <w:r>
+                <w:rPr>
+                  <w:rStyle w:val="a6"/>
+                  <w:rFonts w:ascii="맑은 고딕" w:eastAsia="맑은 고딕" w:hAnsi="맑은 고딕"/>
+                  <w:b/>
+                  <w:bCs/>
+                </w:rPr>
+                <w:t>오브젝트</w:t>
+              </w:r>
+              <w:r>
+                <w:rPr>
+                  <w:rStyle w:val="a6"/>
+                  <w:rFonts w:ascii="맑은 고딕" w:eastAsia="맑은 고딕" w:hAnsi="맑은 고딕" w:hint="eastAsia"/>
+                  <w:b/>
+                  <w:bCs/>
+                </w:rPr>
+                <w:t xml:space="preserve"> 충돌체 </w:t>
+              </w:r>
+              <w:r>
+                <w:rPr>
+                  <w:rStyle w:val="a6"/>
+                  <w:rFonts w:ascii="맑은 고딕" w:eastAsia="맑은 고딕" w:hAnsi="맑은 고딕"/>
+                  <w:b/>
+                  <w:bCs/>
+                </w:rPr>
+                <w:t>구현</w:t>
+              </w:r>
+            </w:hyperlink>
+          </w:p>
+          <w:p>
+            <w:pPr>
+              <w:rPr>
+                <w:rFonts w:ascii="맑은 고딕" w:eastAsia="맑은 고딕" w:hAnsi="맑은 고딕" w:hint="eastAsia"/>
+                <w:b/>
+                <w:bCs/>
+                <w:color w:val="EE0000"/>
+              </w:rPr>
+            </w:pPr>
+            <w:hyperlink r:id="rId8" w:history="1">
+              <w:r>
+                <w:rPr>
+                  <w:rStyle w:val="a6"/>
+                  <w:rFonts w:ascii="맑은 고딕" w:eastAsia="맑은 고딕" w:hAnsi="맑은 고딕"/>
+                  <w:b/>
+                  <w:bCs/>
+                </w:rPr>
+                <w:t>서버</w:t>
+              </w:r>
+              <w:r>
+                <w:rPr>
+                  <w:rStyle w:val="a6"/>
+                  <w:rFonts w:ascii="맑은 고딕" w:eastAsia="맑은 고딕" w:hAnsi="맑은 고딕" w:hint="eastAsia"/>
+                  <w:b/>
+                  <w:bCs/>
+                </w:rPr>
+                <w:t xml:space="preserve"> </w:t>
+              </w:r>
+              <w:r>
+                <w:rPr>
+                  <w:rStyle w:val="a6"/>
+                  <w:rFonts w:ascii="맑은 고딕" w:eastAsia="맑은 고딕" w:hAnsi="맑은 고딕"/>
+                  <w:b/>
+                  <w:bCs/>
+                </w:rPr>
+                <w:t>물리엔진</w:t>
+              </w:r>
+              <w:r>
+                <w:rPr>
+                  <w:rStyle w:val="a6"/>
+                  <w:rFonts w:ascii="맑은 고딕" w:eastAsia="맑은 고딕" w:hAnsi="맑은 고딕" w:hint="eastAsia"/>
+                  <w:b/>
+                  <w:bCs/>
+                </w:rPr>
+                <w:t xml:space="preserve"> </w:t>
+              </w:r>
+              <w:r>
+                <w:rPr>
+                  <w:rStyle w:val="a6"/>
+                  <w:rFonts w:ascii="맑은 고딕" w:eastAsia="맑은 고딕" w:hAnsi="맑은 고딕"/>
+                  <w:b/>
+                  <w:bCs/>
+                </w:rPr>
+                <w:t>스트레스</w:t>
+              </w:r>
+              <w:r>
+                <w:rPr>
+                  <w:rStyle w:val="a6"/>
+                  <w:rFonts w:ascii="맑은 고딕" w:eastAsia="맑은 고딕" w:hAnsi="맑은 고딕" w:hint="eastAsia"/>
+                  <w:b/>
+                  <w:bCs/>
+                </w:rPr>
+                <w:t xml:space="preserve"> </w:t>
+              </w:r>
+              <w:r>
+                <w:rPr>
+                  <w:rStyle w:val="a6"/>
+                  <w:rFonts w:ascii="맑은 고딕" w:eastAsia="맑은 고딕" w:hAnsi="맑은 고딕"/>
+                  <w:b/>
+                  <w:bCs/>
+                </w:rPr>
+                <w:t>테스트</w:t>
+              </w:r>
+            </w:hyperlink>
           </w:p>
         </w:tc>
       </w:tr>
@@ -632,11 +756,635 @@
       <w:pPr>
         <w:jc w:val="left"/>
         <w:rPr>
-          <w:rFonts w:hint="eastAsia"/>
-          <w:b/>
-          <w:sz w:val="22"/>
-        </w:rPr>
-      </w:pPr>
+          <w:b/>
+          <w:sz w:val="22"/>
+        </w:rPr>
+      </w:pPr>
+      <w:r>
+        <w:rPr>
+          <w:rFonts w:hint="eastAsia"/>
+          <w:b/>
+          <w:sz w:val="22"/>
+        </w:rPr>
+        <w:t xml:space="preserve">&lt;맵 오브젝트 </w:t>
+      </w:r>
+      <w:proofErr w:type="spellStart"/>
+      <w:r>
+        <w:rPr>
+          <w:rFonts w:hint="eastAsia"/>
+          <w:b/>
+          <w:sz w:val="22"/>
+        </w:rPr>
+        <w:t>충돌체</w:t>
+      </w:r>
+      <w:proofErr w:type="spellEnd"/>
+      <w:r>
+        <w:rPr>
+          <w:rFonts w:hint="eastAsia"/>
+          <w:b/>
+          <w:sz w:val="22"/>
+        </w:rPr>
+        <w:t xml:space="preserve"> 생성 및 위치 데이터 최신화&gt;</w:t>
+      </w:r>
+    </w:p>
+    <w:p>
+      <w:pPr>
+        <w:pStyle w:val="a3"/>
+        <w:numPr>
+          <w:ilvl w:val="0"/>
+          <w:numId w:val="5"/>
+        </w:numPr>
+        <w:ind w:leftChars="0"/>
+        <w:jc w:val="left"/>
+        <w:rPr>
+          <w:rFonts w:hint="eastAsia"/>
+          <w:b/>
+          <w:sz w:val="22"/>
+        </w:rPr>
+      </w:pPr>
+      <w:proofErr w:type="spellStart"/>
+      <w:r>
+        <w:rPr>
+          <w:rFonts w:hint="eastAsia"/>
+          <w:b/>
+          <w:sz w:val="22"/>
+        </w:rPr>
+        <w:t>언리얼에서</w:t>
+      </w:r>
+      <w:proofErr w:type="spellEnd"/>
+      <w:r>
+        <w:rPr>
+          <w:rFonts w:hint="eastAsia"/>
+          <w:b/>
+          <w:sz w:val="22"/>
+        </w:rPr>
+        <w:t xml:space="preserve"> 뽑은 서버용 충돌체는 단 하나의 </w:t>
+      </w:r>
+      <w:proofErr w:type="spellStart"/>
+      <w:r>
+        <w:rPr>
+          <w:rFonts w:hint="eastAsia"/>
+          <w:b/>
+          <w:sz w:val="22"/>
+        </w:rPr>
+        <w:t>메쉬만</w:t>
+      </w:r>
+      <w:proofErr w:type="spellEnd"/>
+      <w:r>
+        <w:rPr>
+          <w:rFonts w:hint="eastAsia"/>
+          <w:b/>
+          <w:sz w:val="22"/>
+        </w:rPr>
+        <w:t xml:space="preserve"> 볼륨을 구했기 때문에 </w:t>
+      </w:r>
+      <w:proofErr w:type="spellStart"/>
+      <w:r>
+        <w:rPr>
+          <w:rFonts w:hint="eastAsia"/>
+          <w:b/>
+          <w:sz w:val="22"/>
+        </w:rPr>
+        <w:t>제대로된</w:t>
+      </w:r>
+      <w:proofErr w:type="spellEnd"/>
+      <w:r>
+        <w:rPr>
+          <w:rFonts w:hint="eastAsia"/>
+          <w:b/>
+          <w:sz w:val="22"/>
+        </w:rPr>
+        <w:t xml:space="preserve"> 충돌체가 </w:t>
+      </w:r>
+      <w:proofErr w:type="spellStart"/>
+      <w:r>
+        <w:rPr>
+          <w:rFonts w:hint="eastAsia"/>
+          <w:b/>
+          <w:sz w:val="22"/>
+        </w:rPr>
+        <w:t>안나옴</w:t>
+      </w:r>
+      <w:proofErr w:type="spellEnd"/>
+    </w:p>
+    <w:p>
+      <w:pPr>
+        <w:pStyle w:val="a3"/>
+        <w:numPr>
+          <w:ilvl w:val="0"/>
+          <w:numId w:val="5"/>
+        </w:numPr>
+        <w:ind w:leftChars="0"/>
+        <w:jc w:val="left"/>
+        <w:rPr>
+          <w:b/>
+          <w:sz w:val="22"/>
+        </w:rPr>
+      </w:pPr>
+      <w:proofErr w:type="spellStart"/>
+      <w:r>
+        <w:rPr>
+          <w:rFonts w:hint="eastAsia"/>
+          <w:b/>
+          <w:sz w:val="22"/>
+        </w:rPr>
+        <w:t>언리얼에서</w:t>
+      </w:r>
+      <w:proofErr w:type="spellEnd"/>
+      <w:r>
+        <w:rPr>
+          <w:rFonts w:hint="eastAsia"/>
+          <w:b/>
+          <w:sz w:val="22"/>
+        </w:rPr>
+        <w:t xml:space="preserve"> 특정 레벨의 모든 액터별로 </w:t>
+      </w:r>
+      <w:proofErr w:type="spellStart"/>
+      <w:r>
+        <w:rPr>
+          <w:rFonts w:hint="eastAsia"/>
+          <w:b/>
+          <w:sz w:val="22"/>
+        </w:rPr>
+        <w:t>그액터의</w:t>
+      </w:r>
+      <w:proofErr w:type="spellEnd"/>
+      <w:r>
+        <w:rPr>
+          <w:rFonts w:hint="eastAsia"/>
+          <w:b/>
+          <w:sz w:val="22"/>
+        </w:rPr>
+        <w:t xml:space="preserve"> 최대 Volume을 구하고 OBB로 뽑을 수 있는 코드와 Exporter 생성</w:t>
+      </w:r>
+    </w:p>
+    <w:p>
+      <w:pPr>
+        <w:pStyle w:val="a3"/>
+        <w:numPr>
+          <w:ilvl w:val="0"/>
+          <w:numId w:val="5"/>
+        </w:numPr>
+        <w:ind w:leftChars="0"/>
+        <w:jc w:val="left"/>
+        <w:rPr>
+          <w:b/>
+          <w:sz w:val="22"/>
+        </w:rPr>
+      </w:pPr>
+      <w:r>
+        <w:rPr>
+          <w:rFonts w:hint="eastAsia"/>
+          <w:b/>
+          <w:sz w:val="22"/>
+        </w:rPr>
+        <w:t>서버에서 방 생성시 미리 충돌체를 static으로 선언해서 일종의 벽을 구성</w:t>
+      </w:r>
+    </w:p>
+    <w:p>
+      <w:pPr>
+        <w:pStyle w:val="a3"/>
+        <w:numPr>
+          <w:ilvl w:val="0"/>
+          <w:numId w:val="5"/>
+        </w:numPr>
+        <w:ind w:leftChars="0"/>
+        <w:jc w:val="left"/>
+        <w:rPr>
+          <w:b/>
+          <w:sz w:val="22"/>
+        </w:rPr>
+      </w:pPr>
+      <w:r>
+        <w:rPr>
+          <w:rFonts w:hint="eastAsia"/>
+          <w:b/>
+          <w:sz w:val="22"/>
+        </w:rPr>
+        <w:t xml:space="preserve">플레이어 </w:t>
+      </w:r>
+      <w:proofErr w:type="spellStart"/>
+      <w:r>
+        <w:rPr>
+          <w:rFonts w:hint="eastAsia"/>
+          <w:b/>
+          <w:sz w:val="22"/>
+        </w:rPr>
+        <w:t>입장시</w:t>
+      </w:r>
+      <w:proofErr w:type="spellEnd"/>
+      <w:r>
+        <w:rPr>
+          <w:rFonts w:hint="eastAsia"/>
+          <w:b/>
+          <w:sz w:val="22"/>
+        </w:rPr>
+        <w:t xml:space="preserve"> 10분간 그 충돌체들을 클라이언트에서 그리게 패킷 전송</w:t>
+      </w:r>
+    </w:p>
+    <w:p>
+      <w:pPr>
+        <w:pStyle w:val="a3"/>
+        <w:numPr>
+          <w:ilvl w:val="0"/>
+          <w:numId w:val="5"/>
+        </w:numPr>
+        <w:ind w:leftChars="0"/>
+        <w:jc w:val="left"/>
+        <w:rPr>
+          <w:b/>
+          <w:sz w:val="22"/>
+        </w:rPr>
+      </w:pPr>
+      <w:r>
+        <w:rPr>
+          <w:rFonts w:hint="eastAsia"/>
+          <w:b/>
+          <w:sz w:val="22"/>
+        </w:rPr>
+        <w:t>NPC와 집들의 필터를 설정하고 충돌 테스트 -&gt; 성공</w:t>
+      </w:r>
+    </w:p>
+    <w:p>
+      <w:pPr>
+        <w:jc w:val="left"/>
+        <w:rPr>
+          <w:b/>
+          <w:sz w:val="22"/>
+        </w:rPr>
+      </w:pPr>
+    </w:p>
+    <w:p>
+      <w:pPr>
+        <w:jc w:val="left"/>
+        <w:rPr>
+          <w:b/>
+          <w:sz w:val="22"/>
+        </w:rPr>
+      </w:pPr>
+      <w:r>
+        <w:rPr>
+          <w:rFonts w:hint="eastAsia"/>
+          <w:b/>
+          <w:sz w:val="22"/>
+        </w:rPr>
+        <w:lastRenderedPageBreak/>
+        <w:t>&lt;서버의 물리 스트레스 테스트&gt;</w:t>
+      </w:r>
+    </w:p>
+    <w:p>
+      <w:pPr>
+        <w:pStyle w:val="a3"/>
+        <w:numPr>
+          <w:ilvl w:val="0"/>
+          <w:numId w:val="5"/>
+        </w:numPr>
+        <w:ind w:leftChars="0"/>
+        <w:jc w:val="left"/>
+        <w:rPr>
+          <w:b/>
+          <w:sz w:val="22"/>
+        </w:rPr>
+      </w:pPr>
+      <w:r>
+        <w:rPr>
+          <w:rFonts w:hint="eastAsia"/>
+          <w:b/>
+          <w:sz w:val="22"/>
+        </w:rPr>
+        <w:t>릴리즈로 테스트</w:t>
+      </w:r>
+    </w:p>
+    <w:p>
+      <w:pPr>
+        <w:pStyle w:val="a3"/>
+        <w:numPr>
+          <w:ilvl w:val="0"/>
+          <w:numId w:val="5"/>
+        </w:numPr>
+        <w:ind w:leftChars="0"/>
+        <w:jc w:val="left"/>
+        <w:rPr>
+          <w:b/>
+          <w:sz w:val="22"/>
+        </w:rPr>
+      </w:pPr>
+      <w:r>
+        <w:rPr>
+          <w:rFonts w:hint="eastAsia"/>
+          <w:b/>
+          <w:sz w:val="22"/>
+        </w:rPr>
+        <w:t>테스트 결과 플레이어가 거의 모든 방에 들어가면 물리 루프가 급격히 느려짐을 발견</w:t>
+      </w:r>
+    </w:p>
+    <w:p>
+      <w:pPr>
+        <w:pStyle w:val="a3"/>
+        <w:numPr>
+          <w:ilvl w:val="0"/>
+          <w:numId w:val="5"/>
+        </w:numPr>
+        <w:ind w:leftChars="0"/>
+        <w:jc w:val="left"/>
+        <w:rPr>
+          <w:b/>
+          <w:sz w:val="22"/>
+        </w:rPr>
+      </w:pPr>
+      <w:proofErr w:type="spellStart"/>
+      <w:r>
+        <w:rPr>
+          <w:b/>
+          <w:sz w:val="22"/>
+        </w:rPr>
+        <w:t>N</w:t>
+      </w:r>
+      <w:r>
+        <w:rPr>
+          <w:rFonts w:hint="eastAsia"/>
+          <w:b/>
+          <w:sz w:val="22"/>
+        </w:rPr>
+        <w:t>pc</w:t>
+      </w:r>
+      <w:proofErr w:type="spellEnd"/>
+      <w:r>
+        <w:rPr>
+          <w:rFonts w:hint="eastAsia"/>
+          <w:b/>
+          <w:sz w:val="22"/>
+        </w:rPr>
+        <w:t xml:space="preserve">를 물리 시뮬레이션 루프에 </w:t>
+      </w:r>
+      <w:proofErr w:type="spellStart"/>
+      <w:r>
+        <w:rPr>
+          <w:rFonts w:hint="eastAsia"/>
+          <w:b/>
+          <w:sz w:val="22"/>
+        </w:rPr>
+        <w:t>넣지말고</w:t>
+      </w:r>
+      <w:proofErr w:type="spellEnd"/>
+      <w:r>
+        <w:rPr>
+          <w:rFonts w:hint="eastAsia"/>
+          <w:b/>
+          <w:sz w:val="22"/>
+        </w:rPr>
+        <w:t xml:space="preserve"> </w:t>
+      </w:r>
+      <w:proofErr w:type="spellStart"/>
+      <w:r>
+        <w:rPr>
+          <w:rFonts w:hint="eastAsia"/>
+          <w:b/>
+          <w:sz w:val="22"/>
+        </w:rPr>
+        <w:t>raycast</w:t>
+      </w:r>
+      <w:proofErr w:type="spellEnd"/>
+      <w:r>
+        <w:rPr>
+          <w:rFonts w:hint="eastAsia"/>
+          <w:b/>
+          <w:sz w:val="22"/>
+        </w:rPr>
+        <w:t>로 직접 물리계산으로 변경</w:t>
+      </w:r>
+    </w:p>
+    <w:p>
+      <w:pPr>
+        <w:pStyle w:val="a3"/>
+        <w:numPr>
+          <w:ilvl w:val="0"/>
+          <w:numId w:val="5"/>
+        </w:numPr>
+        <w:ind w:leftChars="0"/>
+        <w:jc w:val="left"/>
+        <w:rPr>
+          <w:b/>
+          <w:sz w:val="22"/>
+        </w:rPr>
+      </w:pPr>
+      <w:r>
+        <w:rPr>
+          <w:rFonts w:hint="eastAsia"/>
+          <w:b/>
+          <w:sz w:val="22"/>
+        </w:rPr>
+        <w:t xml:space="preserve">물리 시뮬레이션 시야 적용 -&gt; 가까이 있는 </w:t>
+      </w:r>
+      <w:proofErr w:type="spellStart"/>
+      <w:r>
+        <w:rPr>
+          <w:rFonts w:hint="eastAsia"/>
+          <w:b/>
+          <w:sz w:val="22"/>
+        </w:rPr>
+        <w:t>npc</w:t>
+      </w:r>
+      <w:proofErr w:type="spellEnd"/>
+      <w:r>
+        <w:rPr>
+          <w:rFonts w:hint="eastAsia"/>
+          <w:b/>
+          <w:sz w:val="22"/>
+        </w:rPr>
+        <w:t xml:space="preserve">는 물리를 적용하고 </w:t>
+      </w:r>
+      <w:proofErr w:type="spellStart"/>
+      <w:r>
+        <w:rPr>
+          <w:rFonts w:hint="eastAsia"/>
+          <w:b/>
+          <w:sz w:val="22"/>
+        </w:rPr>
+        <w:t>멀리있는</w:t>
+      </w:r>
+      <w:proofErr w:type="spellEnd"/>
+      <w:r>
+        <w:rPr>
+          <w:rFonts w:hint="eastAsia"/>
+          <w:b/>
+          <w:sz w:val="22"/>
+        </w:rPr>
+        <w:t xml:space="preserve"> </w:t>
+      </w:r>
+      <w:proofErr w:type="spellStart"/>
+      <w:r>
+        <w:rPr>
+          <w:rFonts w:hint="eastAsia"/>
+          <w:b/>
+          <w:sz w:val="22"/>
+        </w:rPr>
+        <w:t>npc</w:t>
+      </w:r>
+      <w:proofErr w:type="spellEnd"/>
+      <w:r>
+        <w:rPr>
+          <w:rFonts w:hint="eastAsia"/>
+          <w:b/>
+          <w:sz w:val="22"/>
+        </w:rPr>
+        <w:t xml:space="preserve">는 </w:t>
+      </w:r>
+      <w:proofErr w:type="spellStart"/>
+      <w:r>
+        <w:rPr>
+          <w:rFonts w:hint="eastAsia"/>
+          <w:b/>
+          <w:sz w:val="22"/>
+        </w:rPr>
+        <w:t>raycast</w:t>
+      </w:r>
+      <w:proofErr w:type="spellEnd"/>
+      <w:r>
+        <w:rPr>
+          <w:rFonts w:hint="eastAsia"/>
+          <w:b/>
+          <w:sz w:val="22"/>
+        </w:rPr>
+        <w:t>만 실행</w:t>
+      </w:r>
+    </w:p>
+    <w:p>
+      <w:pPr>
+        <w:pStyle w:val="a3"/>
+        <w:numPr>
+          <w:ilvl w:val="0"/>
+          <w:numId w:val="5"/>
+        </w:numPr>
+        <w:ind w:leftChars="0"/>
+        <w:jc w:val="left"/>
+        <w:rPr>
+          <w:b/>
+          <w:sz w:val="22"/>
+        </w:rPr>
+      </w:pPr>
+      <w:r>
+        <w:rPr>
+          <w:rFonts w:hint="eastAsia"/>
+          <w:b/>
+          <w:sz w:val="22"/>
+        </w:rPr>
+        <w:t xml:space="preserve">물리 루프가 5스텝이상 느려지면 물리 루프를 그만큼 더 </w:t>
+      </w:r>
+      <w:proofErr w:type="spellStart"/>
+      <w:proofErr w:type="gramStart"/>
+      <w:r>
+        <w:rPr>
+          <w:rFonts w:hint="eastAsia"/>
+          <w:b/>
+          <w:sz w:val="22"/>
+        </w:rPr>
+        <w:t>실행하는게</w:t>
+      </w:r>
+      <w:proofErr w:type="spellEnd"/>
+      <w:proofErr w:type="gramEnd"/>
+      <w:r>
+        <w:rPr>
+          <w:rFonts w:hint="eastAsia"/>
+          <w:b/>
+          <w:sz w:val="22"/>
+        </w:rPr>
+        <w:t xml:space="preserve"> 아니라 </w:t>
+      </w:r>
+      <w:proofErr w:type="spellStart"/>
+      <w:r>
+        <w:rPr>
+          <w:rFonts w:hint="eastAsia"/>
+          <w:b/>
+          <w:sz w:val="22"/>
+        </w:rPr>
+        <w:t>스킵을</w:t>
+      </w:r>
+      <w:proofErr w:type="spellEnd"/>
+      <w:r>
+        <w:rPr>
+          <w:rFonts w:hint="eastAsia"/>
+          <w:b/>
+          <w:sz w:val="22"/>
+        </w:rPr>
+        <w:t xml:space="preserve"> 적용</w:t>
+      </w:r>
+    </w:p>
+    <w:p>
+      <w:pPr>
+        <w:pStyle w:val="a3"/>
+        <w:numPr>
+          <w:ilvl w:val="0"/>
+          <w:numId w:val="5"/>
+        </w:numPr>
+        <w:ind w:leftChars="0"/>
+        <w:jc w:val="left"/>
+        <w:rPr>
+          <w:b/>
+          <w:sz w:val="22"/>
+        </w:rPr>
+      </w:pPr>
+      <w:r>
+        <w:rPr>
+          <w:rFonts w:hint="eastAsia"/>
+          <w:b/>
+          <w:sz w:val="22"/>
+        </w:rPr>
+        <w:t xml:space="preserve">물리 </w:t>
+      </w:r>
+      <w:proofErr w:type="spellStart"/>
+      <w:r>
+        <w:rPr>
+          <w:rFonts w:hint="eastAsia"/>
+          <w:b/>
+          <w:sz w:val="22"/>
+        </w:rPr>
+        <w:t>루프시</w:t>
+      </w:r>
+      <w:proofErr w:type="spellEnd"/>
+      <w:r>
+        <w:rPr>
+          <w:rFonts w:hint="eastAsia"/>
+          <w:b/>
+          <w:sz w:val="22"/>
+        </w:rPr>
+        <w:t xml:space="preserve"> 스냅샷기록을 물리 루프가 아닌 로직 루프 마지막에 넣어서 </w:t>
+      </w:r>
+      <w:proofErr w:type="gramStart"/>
+      <w:r>
+        <w:rPr>
+          <w:rFonts w:hint="eastAsia"/>
+          <w:b/>
+          <w:sz w:val="22"/>
+        </w:rPr>
+        <w:t>한번씩</w:t>
+      </w:r>
+      <w:proofErr w:type="gramEnd"/>
+      <w:r>
+        <w:rPr>
+          <w:rFonts w:hint="eastAsia"/>
+          <w:b/>
+          <w:sz w:val="22"/>
+        </w:rPr>
+        <w:t xml:space="preserve"> 하도록 변경</w:t>
+      </w:r>
+    </w:p>
+    <w:p>
+      <w:pPr>
+        <w:jc w:val="left"/>
+        <w:rPr>
+          <w:b/>
+          <w:sz w:val="22"/>
+        </w:rPr>
+      </w:pPr>
+      <w:r>
+        <w:rPr>
+          <w:rFonts w:hint="eastAsia"/>
+          <w:b/>
+          <w:sz w:val="22"/>
+        </w:rPr>
+        <w:t>서버의 세션을 재사용 할 방법 구상 -&gt; 성긴 동기화 스택 사용 테스트 중</w:t>
+      </w:r>
     </w:p>
     <w:p>
       <w:pPr>
@@ -922,7 +1670,6 @@
                 <w:b/>
                 <w:sz w:val="22"/>
               </w:rPr>
-              <w:lastRenderedPageBreak/>
               <w:t>다음주 할 일</w:t>
             </w:r>
           </w:p>
@@ -1298,6 +2045,118 @@
     </w:lvl>
   </w:abstractNum>
   <w:abstractNum w:abstractNumId="2" w15:restartNumberingAfterBreak="0">
+    <w:nsid w:val="46E5114E"/>
+    <w:multiLevelType w:val="hybridMultilevel"/>
+    <w:tmpl w:val="08063C30"/>
+    <w:lvl w:ilvl="0" w:tplc="26E6C8C6">
+      <w:numFmt w:val="bullet"/>
+      <w:lvlText w:val=""/>
+      <w:lvlJc w:val="left"/>
+      <w:pPr>
+        <w:ind w:left="800" w:hanging="360"/>
+      </w:pPr>
+      <w:rPr>
+        <w:rFonts w:ascii="Wingdings" w:eastAsiaTheme="minorEastAsia" w:hAnsi="Wingdings" w:cstheme="minorEastAsia" w:hint="default"/>
+      </w:rPr>
+    </w:lvl>
+    <w:lvl w:ilvl="1" w:tplc="04090003" w:tentative="1">
+      <w:start w:val="1"/>
+      <w:numFmt w:val="bullet"/>
+      <w:lvlText w:val=""/>
+      <w:lvlJc w:val="left"/>
+      <w:pPr>
+        <w:ind w:left="1320" w:hanging="440"/>
+      </w:pPr>
+      <w:rPr>
+        <w:rFonts w:ascii="Wingdings" w:hAnsi="Wingdings" w:hint="default"/>
+      </w:rPr>
+    </w:lvl>
+    <w:lvl w:ilvl="2" w:tplc="04090005" w:tentative="1">
+      <w:start w:val="1"/>
+      <w:numFmt w:val="bullet"/>
+      <w:lvlText w:val=""/>
+      <w:lvlJc w:val="left"/>
+      <w:pPr>
+        <w:ind w:left="1760" w:hanging="440"/>
+      </w:pPr>
+      <w:rPr>
+        <w:rFonts w:ascii="Wingdings" w:hAnsi="Wingdings" w:hint="default"/>
+      </w:rPr>
+    </w:lvl>
+    <w:lvl w:ilvl="3" w:tplc="04090001" w:tentative="1">
+      <w:start w:val="1"/>
+      <w:numFmt w:val="bullet"/>
+      <w:lvlText w:val=""/>
+      <w:lvlJc w:val="left"/>
+      <w:pPr>
+        <w:ind w:left="2200" w:hanging="440"/>
+      </w:pPr>
+      <w:rPr>
+        <w:rFonts w:ascii="Wingdings" w:hAnsi="Wingdings" w:hint="default"/>
+      </w:rPr>
+    </w:lvl>
+    <w:lvl w:ilvl="4" w:tplc="04090003" w:tentative="1">
+      <w:start w:val="1"/>
+      <w:numFmt w:val="bullet"/>
+      <w:lvlText w:val=""/>
+      <w:lvlJc w:val="left"/>
+      <w:pPr>
+        <w:ind w:left="2640" w:hanging="440"/>
+      </w:pPr>
+      <w:rPr>
+        <w:rFonts w:ascii="Wingdings" w:hAnsi="Wingdings" w:hint="default"/>
+      </w:rPr>
+    </w:lvl>
+    <w:lvl w:ilvl="5" w:tplc="04090005" w:tentative="1">
+      <w:start w:val="1"/>
+      <w:numFmt w:val="bullet"/>
+      <w:lvlText w:val=""/>
+      <w:lvlJc w:val="left"/>
+      <w:pPr>
+        <w:ind w:left="3080" w:hanging="440"/>
+      </w:pPr>
+      <w:rPr>
+        <w:rFonts w:ascii="Wingdings" w:hAnsi="Wingdings" w:hint="default"/>
+      </w:rPr>
+    </w:lvl>
+    <w:lvl w:ilvl="6" w:tplc="04090001" w:tentative="1">
+      <w:start w:val="1"/>
+      <w:numFmt w:val="bullet"/>
+      <w:lvlText w:val=""/>
+      <w:lvlJc w:val="left"/>
+      <w:pPr>
+        <w:ind w:left="3520" w:hanging="440"/>
+      </w:pPr>
+      <w:rPr>
+        <w:rFonts w:ascii="Wingdings" w:hAnsi="Wingdings" w:hint="default"/>
+      </w:rPr>
+    </w:lvl>
+    <w:lvl w:ilvl="7" w:tplc="04090003" w:tentative="1">
+      <w:start w:val="1"/>
+      <w:numFmt w:val="bullet"/>
+      <w:lvlText w:val=""/>
+      <w:lvlJc w:val="left"/>
+      <w:pPr>
+        <w:ind w:left="3960" w:hanging="440"/>
+      </w:pPr>
+      <w:rPr>
+        <w:rFonts w:ascii="Wingdings" w:hAnsi="Wingdings" w:hint="default"/>
+      </w:rPr>
+    </w:lvl>
+    <w:lvl w:ilvl="8" w:tplc="04090005" w:tentative="1">
+      <w:start w:val="1"/>
+      <w:numFmt w:val="bullet"/>
+      <w:lvlText w:val=""/>
+      <w:lvlJc w:val="left"/>
+      <w:pPr>
+        <w:ind w:left="4400" w:hanging="440"/>
+      </w:pPr>
+      <w:rPr>
+        <w:rFonts w:ascii="Wingdings" w:hAnsi="Wingdings" w:hint="default"/>
+      </w:rPr>
+    </w:lvl>
+  </w:abstractNum>
+  <w:abstractNum w:abstractNumId="3" w15:restartNumberingAfterBreak="0">
     <w:nsid w:val="77C87E54"/>
     <w:multiLevelType w:val="hybridMultilevel"/>
     <w:tmpl w:val="AEEADCD4"/>
@@ -1409,7 +2268,7 @@
       </w:rPr>
     </w:lvl>
   </w:abstractNum>
-  <w:abstractNum w:abstractNumId="3" w15:restartNumberingAfterBreak="0">
+  <w:abstractNum w:abstractNumId="4" w15:restartNumberingAfterBreak="0">
     <w:nsid w:val="7C6A468C"/>
     <w:multiLevelType w:val="hybridMultilevel"/>
     <w:tmpl w:val="61E2A4E4"/>
@@ -1525,13 +2384,16 @@
     <w:abstractNumId w:val="0"/>
   </w:num>
   <w:num w:numId="2" w16cid:durableId="225458082">
-    <w:abstractNumId w:val="2"/>
+    <w:abstractNumId w:val="3"/>
   </w:num>
   <w:num w:numId="3" w16cid:durableId="1405106466">
-    <w:abstractNumId w:val="3"/>
+    <w:abstractNumId w:val="4"/>
   </w:num>
   <w:num w:numId="4" w16cid:durableId="867182880">
     <w:abstractNumId w:val="1"/>
+  </w:num>
+  <w:num w:numId="5" w16cid:durableId="1339700410">
+    <w:abstractNumId w:val="2"/>
   </w:num>
 </w:numbering>
 </file>
@@ -1840,6 +2702,7 @@
   <w:style w:type="character" w:default="1" w:styleId="a0">
     <w:name w:val="Default Paragraph Font"/>
     <w:uiPriority w:val="1"/>
+    <w:semiHidden/>
     <w:unhideWhenUsed/>
   </w:style>
   <w:style w:type="table" w:default="1" w:styleId="a1">

--- a/작업일지/28주차.docx
+++ b/작업일지/28주차.docx
@@ -1,6 +1,6 @@
 
 <file path=word/document.xml><?xml version="1.0" encoding="utf-8"?>
-<w:document xmlns:wpc="http://schemas.microsoft.com/office/word/2010/wordprocessingCanvas" xmlns:cx="http://schemas.microsoft.com/office/drawing/2014/chartex" xmlns:cx1="http://schemas.microsoft.com/office/drawing/2015/9/8/chartex" xmlns:cx2="http://schemas.microsoft.com/office/drawing/2015/10/21/chartex" xmlns:cx3="http://schemas.microsoft.com/office/drawing/2016/5/9/chartex" xmlns:cx4="http://schemas.microsoft.com/office/drawing/2016/5/10/chartex" xmlns:cx5="http://schemas.microsoft.com/office/drawing/2016/5/11/chartex" xmlns:cx6="http://schemas.microsoft.com/office/drawing/2016/5/12/chartex" xmlns:cx7="http://schemas.microsoft.com/office/drawing/2016/5/13/chartex" xmlns:cx8="http://schemas.microsoft.com/office/drawing/2016/5/14/chartex" xmlns:mc="http://schemas.openxmlformats.org/markup-compatibility/2006" xmlns:aink="http://schemas.microsoft.com/office/drawing/2016/ink" xmlns:am3d="http://schemas.microsoft.com/office/drawing/2017/model3d" xmlns:o="urn:schemas-microsoft-com:office:office" xmlns:oel="http://schemas.microsoft.com/office/2019/extlst" xmlns:r="http://schemas.openxmlformats.org/officeDocument/2006/relationships" xmlns:m="http://schemas.openxmlformats.org/officeDocument/2006/math" xmlns:v="urn:schemas-microsoft-com:vml" xmlns:wp14="http://schemas.microsoft.com/office/word/2010/wordprocessingDrawing" xmlns:wp="http://schemas.openxmlformats.org/drawingml/2006/wordprocessingDrawing" xmlns:w10="urn:schemas-microsoft-com:office:word" xmlns:w="http://schemas.openxmlformats.org/wordprocessingml/2006/main" xmlns:w14="http://schemas.microsoft.com/office/word/2010/wordml" xmlns:w15="http://schemas.microsoft.com/office/word/2012/wordml" xmlns:w16cex="http://schemas.microsoft.com/office/word/2018/wordml/cex" xmlns:w16cid="http://schemas.microsoft.com/office/word/2016/wordml/cid" xmlns:w16="http://schemas.microsoft.com/office/word/2018/wordml" xmlns:w16du="http://schemas.microsoft.com/office/word/2023/wordml/word16du" xmlns:w16sdtdh="http://schemas.microsoft.com/office/word/2020/wordml/sdtdatahash" xmlns:w16sdtfl="http://schemas.microsoft.com/office/word/2024/wordml/sdtformatlock" xmlns:w16se="http://schemas.microsoft.com/office/word/2015/wordml/symex" xmlns:wpg="http://schemas.microsoft.com/office/word/2010/wordprocessingGroup" xmlns:wpi="http://schemas.microsoft.com/office/word/2010/wordprocessingInk" xmlns:wne="http://schemas.microsoft.com/office/word/2006/wordml" xmlns:wps="http://schemas.microsoft.com/office/word/2010/wordprocessingShape" mc:Ignorable="w14 w15 w16se w16cid w16 w16cex w16sdtdh w16sdtfl w16du wp14">
+<w:document xmlns:wpc="http://schemas.microsoft.com/office/word/2010/wordprocessingCanvas" xmlns:mc="http://schemas.openxmlformats.org/markup-compatibility/2006" xmlns:o="urn:schemas-microsoft-com:office:office" xmlns:r="http://schemas.openxmlformats.org/officeDocument/2006/relationships" xmlns:m="http://schemas.openxmlformats.org/officeDocument/2006/math" xmlns:v="urn:schemas-microsoft-com:vml" xmlns:wp14="http://schemas.microsoft.com/office/word/2010/wordprocessingDrawing" xmlns:wp="http://schemas.openxmlformats.org/drawingml/2006/wordprocessingDrawing" xmlns:w10="urn:schemas-microsoft-com:office:word" xmlns:w="http://schemas.openxmlformats.org/wordprocessingml/2006/main" xmlns:w14="http://schemas.microsoft.com/office/word/2010/wordml" xmlns:w15="http://schemas.microsoft.com/office/word/2012/wordml" xmlns:wpg="http://schemas.microsoft.com/office/word/2010/wordprocessingGroup" xmlns:wpi="http://schemas.microsoft.com/office/word/2010/wordprocessingInk" xmlns:wne="http://schemas.microsoft.com/office/word/2006/wordml" xmlns:wps="http://schemas.microsoft.com/office/word/2010/wordprocessingShape">
   <w:body>
     <w:tbl>
       <w:tblPr>
@@ -19,7 +19,7 @@
       </w:tblGrid>
       <w:tr>
         <w:trPr>
-          <w:trHeight w:val="888"/>
+          <w:trHeight w:val="888" w:hRule="atLeast"/>
         </w:trPr>
         <w:tc>
           <w:tcPr>
@@ -93,6 +93,11 @@
                 <w:szCs w:val="20"/>
               </w:rPr>
               <w:br/>
+            </w:r>
+            <w:r>
+              <w:rPr>
+                <w:szCs w:val="20"/>
+              </w:rPr>
               <w:t>2021180035 임찬진</w:t>
             </w:r>
           </w:p>
@@ -110,7 +115,6 @@
                 <w:sz w:val="22"/>
               </w:rPr>
             </w:pPr>
-            <w:proofErr w:type="spellStart"/>
             <w:r>
               <w:rPr>
                 <w:rFonts w:hint="eastAsia"/>
@@ -119,7 +123,6 @@
               </w:rPr>
               <w:t>팀명</w:t>
             </w:r>
-            <w:proofErr w:type="spellEnd"/>
           </w:p>
         </w:tc>
         <w:tc>
@@ -163,7 +166,7 @@
       </w:tr>
       <w:tr>
         <w:trPr>
-          <w:trHeight w:val="648"/>
+          <w:trHeight w:val="648" w:hRule="atLeast"/>
         </w:trPr>
         <w:tc>
           <w:tcPr>
@@ -342,7 +345,7 @@
       </w:tr>
       <w:tr>
         <w:trPr>
-          <w:trHeight w:val="1266"/>
+          <w:trHeight w:val="1266" w:hRule="atLeast"/>
         </w:trPr>
         <w:tc>
           <w:tcPr>
@@ -380,7 +383,7 @@
                 <w:b/>
                 <w:bCs/>
                 <w:color w:val="EE0000"/>
-                <w:u w:val="single"/>
+                <w:u w:val="single" w:color="auto"/>
               </w:rPr>
             </w:pPr>
             <w:r>
@@ -389,7 +392,7 @@
                 <w:b/>
                 <w:bCs/>
                 <w:color w:val="EE0000"/>
-                <w:u w:val="single"/>
+                <w:u w:val="single" w:color="auto"/>
               </w:rPr>
               <w:t>Multiple Scattering Energy Compensation 구현</w:t>
             </w:r>
@@ -400,131 +403,169 @@
                 <w:rFonts w:ascii="맑은 고딕" w:eastAsia="맑은 고딕" w:hAnsi="맑은 고딕"/>
                 <w:b/>
                 <w:bCs/>
-                <w:color w:val="000000" w:themeColor="text1"/>
+                <w:color w:val="000000"/>
               </w:rPr>
             </w:pPr>
-            <w:hyperlink r:id="rId7" w:history="1">
-              <w:r>
-                <w:rPr>
-                  <w:rStyle w:val="a6"/>
-                  <w:rFonts w:ascii="맑은 고딕" w:eastAsia="맑은 고딕" w:hAnsi="맑은 고딕" w:hint="eastAsia"/>
-                  <w:b/>
-                  <w:bCs/>
-                </w:rPr>
-                <w:t>맵</w:t>
-              </w:r>
-              <w:r>
-                <w:rPr>
-                  <w:rStyle w:val="a6"/>
-                  <w:rFonts w:ascii="맑은 고딕" w:eastAsia="맑은 고딕" w:hAnsi="맑은 고딕" w:hint="eastAsia"/>
-                  <w:b/>
-                  <w:bCs/>
-                </w:rPr>
-                <w:t xml:space="preserve"> </w:t>
-              </w:r>
-              <w:r>
-                <w:rPr>
-                  <w:rStyle w:val="a6"/>
-                  <w:rFonts w:ascii="맑은 고딕" w:eastAsia="맑은 고딕" w:hAnsi="맑은 고딕"/>
-                  <w:b/>
-                  <w:bCs/>
-                </w:rPr>
-                <w:t>오브젝트</w:t>
-              </w:r>
-              <w:r>
-                <w:rPr>
-                  <w:rStyle w:val="a6"/>
-                  <w:rFonts w:ascii="맑은 고딕" w:eastAsia="맑은 고딕" w:hAnsi="맑은 고딕" w:hint="eastAsia"/>
-                  <w:b/>
-                  <w:bCs/>
-                </w:rPr>
-                <w:t xml:space="preserve"> 충돌체 </w:t>
-              </w:r>
-              <w:r>
-                <w:rPr>
-                  <w:rStyle w:val="a6"/>
-                  <w:rFonts w:ascii="맑은 고딕" w:eastAsia="맑은 고딕" w:hAnsi="맑은 고딕"/>
-                  <w:b/>
-                  <w:bCs/>
-                </w:rPr>
-                <w:t>구현</w:t>
-              </w:r>
-            </w:hyperlink>
+            <w:r>
+              <w:fldChar w:fldCharType="begin"/>
+            </w:r>
+            <w:r>
+              <w:instrText xml:space="preserve"> HYPERLINK "https://github.com/AACHANJINAA/PIP/commit/d24511c80fc00d6c9db2f2c64fce93bba3d564c0" </w:instrText>
+            </w:r>
+            <w:r>
+              <w:fldChar w:fldCharType="separate"/>
+            </w:r>
+            <w:r>
+              <w:rPr>
+                <w:rStyle w:val="a6"/>
+                <w:rFonts w:ascii="맑은 고딕" w:eastAsia="맑은 고딕" w:hAnsi="맑은 고딕" w:hint="eastAsia"/>
+                <w:b/>
+                <w:bCs/>
+              </w:rPr>
+              <w:t>맵</w:t>
+            </w:r>
+            <w:r>
+              <w:rPr>
+                <w:rStyle w:val="a6"/>
+                <w:rFonts w:ascii="맑은 고딕" w:eastAsia="맑은 고딕" w:hAnsi="맑은 고딕" w:hint="eastAsia"/>
+                <w:b/>
+                <w:bCs/>
+              </w:rPr>
+              <w:t xml:space="preserve"> </w:t>
+            </w:r>
+            <w:r>
+              <w:rPr>
+                <w:rStyle w:val="a6"/>
+                <w:rFonts w:ascii="맑은 고딕" w:eastAsia="맑은 고딕" w:hAnsi="맑은 고딕"/>
+                <w:b/>
+                <w:bCs/>
+              </w:rPr>
+              <w:t>오브젝트</w:t>
+            </w:r>
+            <w:r>
+              <w:rPr>
+                <w:rStyle w:val="a6"/>
+                <w:rFonts w:ascii="맑은 고딕" w:eastAsia="맑은 고딕" w:hAnsi="맑은 고딕" w:hint="eastAsia"/>
+                <w:b/>
+                <w:bCs/>
+              </w:rPr>
+              <w:t xml:space="preserve"> 충돌체 </w:t>
+            </w:r>
+            <w:r>
+              <w:rPr>
+                <w:rStyle w:val="a6"/>
+                <w:rFonts w:ascii="맑은 고딕" w:eastAsia="맑은 고딕" w:hAnsi="맑은 고딕"/>
+                <w:b/>
+                <w:bCs/>
+              </w:rPr>
+              <w:t>구현</w:t>
+            </w:r>
+            <w:r>
+              <w:fldChar w:fldCharType="end"/>
+            </w:r>
           </w:p>
           <w:p>
             <w:pPr>
               <w:rPr>
+                <w:lang/>
+                <w:rFonts w:ascii="맑은 고딕" w:eastAsia="맑은 고딕" w:hAnsi="맑은 고딕"/>
+                <w:b/>
+                <w:bCs/>
+                <w:rtl w:val="off"/>
+              </w:rPr>
+            </w:pPr>
+            <w:r>
+              <w:fldChar w:fldCharType="begin"/>
+            </w:r>
+            <w:r>
+              <w:instrText xml:space="preserve"> HYPERLINK "https://github.com/AACHANJINAA/PIP/commit/213d20bd7bea45ee165fbb6ef80cb81e7048ccf1" </w:instrText>
+            </w:r>
+            <w:r>
+              <w:fldChar w:fldCharType="separate"/>
+            </w:r>
+            <w:r>
+              <w:rPr>
+                <w:rStyle w:val="a6"/>
+                <w:rFonts w:ascii="맑은 고딕" w:eastAsia="맑은 고딕" w:hAnsi="맑은 고딕"/>
+                <w:b/>
+                <w:bCs/>
+              </w:rPr>
+              <w:t>서버</w:t>
+            </w:r>
+            <w:r>
+              <w:rPr>
+                <w:rStyle w:val="a6"/>
+                <w:rFonts w:ascii="맑은 고딕" w:eastAsia="맑은 고딕" w:hAnsi="맑은 고딕" w:hint="eastAsia"/>
+                <w:b/>
+                <w:bCs/>
+              </w:rPr>
+              <w:t xml:space="preserve"> </w:t>
+            </w:r>
+            <w:r>
+              <w:rPr>
+                <w:rStyle w:val="a6"/>
+                <w:rFonts w:ascii="맑은 고딕" w:eastAsia="맑은 고딕" w:hAnsi="맑은 고딕"/>
+                <w:b/>
+                <w:bCs/>
+              </w:rPr>
+              <w:t>물리엔진</w:t>
+            </w:r>
+            <w:r>
+              <w:rPr>
+                <w:rStyle w:val="a6"/>
+                <w:rFonts w:ascii="맑은 고딕" w:eastAsia="맑은 고딕" w:hAnsi="맑은 고딕" w:hint="eastAsia"/>
+                <w:b/>
+                <w:bCs/>
+              </w:rPr>
+              <w:t xml:space="preserve"> </w:t>
+            </w:r>
+            <w:r>
+              <w:rPr>
+                <w:rStyle w:val="a6"/>
+                <w:rFonts w:ascii="맑은 고딕" w:eastAsia="맑은 고딕" w:hAnsi="맑은 고딕"/>
+                <w:b/>
+                <w:bCs/>
+              </w:rPr>
+              <w:t>스트레스</w:t>
+            </w:r>
+            <w:r>
+              <w:rPr>
+                <w:rStyle w:val="a6"/>
+                <w:rFonts w:ascii="맑은 고딕" w:eastAsia="맑은 고딕" w:hAnsi="맑은 고딕" w:hint="eastAsia"/>
+                <w:b/>
+                <w:bCs/>
+              </w:rPr>
+              <w:t xml:space="preserve"> </w:t>
+            </w:r>
+            <w:r>
+              <w:rPr>
+                <w:rStyle w:val="a6"/>
+                <w:rFonts w:ascii="맑은 고딕" w:eastAsia="맑은 고딕" w:hAnsi="맑은 고딕"/>
+                <w:b/>
+                <w:bCs/>
+              </w:rPr>
+              <w:t>테스트</w:t>
+            </w:r>
+            <w:r>
+              <w:fldChar w:fldCharType="end"/>
+            </w:r>
+          </w:p>
+          <w:p>
+            <w:pPr>
+              <w:rPr>
                 <w:rFonts w:ascii="맑은 고딕" w:eastAsia="맑은 고딕" w:hAnsi="맑은 고딕" w:hint="eastAsia"/>
                 <w:b/>
                 <w:bCs/>
                 <w:color w:val="EE0000"/>
               </w:rPr>
             </w:pPr>
-            <w:hyperlink r:id="rId8" w:history="1">
-              <w:r>
-                <w:rPr>
-                  <w:rStyle w:val="a6"/>
-                  <w:rFonts w:ascii="맑은 고딕" w:eastAsia="맑은 고딕" w:hAnsi="맑은 고딕"/>
-                  <w:b/>
-                  <w:bCs/>
-                </w:rPr>
-                <w:t>서버</w:t>
-              </w:r>
-              <w:r>
-                <w:rPr>
-                  <w:rStyle w:val="a6"/>
-                  <w:rFonts w:ascii="맑은 고딕" w:eastAsia="맑은 고딕" w:hAnsi="맑은 고딕" w:hint="eastAsia"/>
-                  <w:b/>
-                  <w:bCs/>
-                </w:rPr>
-                <w:t xml:space="preserve"> </w:t>
-              </w:r>
-              <w:r>
-                <w:rPr>
-                  <w:rStyle w:val="a6"/>
-                  <w:rFonts w:ascii="맑은 고딕" w:eastAsia="맑은 고딕" w:hAnsi="맑은 고딕"/>
-                  <w:b/>
-                  <w:bCs/>
-                </w:rPr>
-                <w:t>물리엔진</w:t>
-              </w:r>
-              <w:r>
-                <w:rPr>
-                  <w:rStyle w:val="a6"/>
-                  <w:rFonts w:ascii="맑은 고딕" w:eastAsia="맑은 고딕" w:hAnsi="맑은 고딕" w:hint="eastAsia"/>
-                  <w:b/>
-                  <w:bCs/>
-                </w:rPr>
-                <w:t xml:space="preserve"> </w:t>
-              </w:r>
-              <w:r>
-                <w:rPr>
-                  <w:rStyle w:val="a6"/>
-                  <w:rFonts w:ascii="맑은 고딕" w:eastAsia="맑은 고딕" w:hAnsi="맑은 고딕"/>
-                  <w:b/>
-                  <w:bCs/>
-                </w:rPr>
-                <w:t>스트레스</w:t>
-              </w:r>
-              <w:r>
-                <w:rPr>
-                  <w:rStyle w:val="a6"/>
-                  <w:rFonts w:ascii="맑은 고딕" w:eastAsia="맑은 고딕" w:hAnsi="맑은 고딕" w:hint="eastAsia"/>
-                  <w:b/>
-                  <w:bCs/>
-                </w:rPr>
-                <w:t xml:space="preserve"> </w:t>
-              </w:r>
-              <w:r>
-                <w:rPr>
-                  <w:rStyle w:val="a6"/>
-                  <w:rFonts w:ascii="맑은 고딕" w:eastAsia="맑은 고딕" w:hAnsi="맑은 고딕"/>
-                  <w:b/>
-                  <w:bCs/>
-                </w:rPr>
-                <w:t>테스트</w:t>
-              </w:r>
-            </w:hyperlink>
+            <w:r>
+              <w:rPr>
+                <w:b/>
+                <w:bCs/>
+              </w:rPr>
+              <w:t>소켓기능 구현</w:t>
+            </w:r>
           </w:p>
         </w:tc>
       </w:tr>
@@ -569,7 +610,6 @@
         </w:rPr>
         <w:t>수정 전의 Single Scattering을 통한 최소 값 설정 (</w:t>
       </w:r>
-      <w:proofErr w:type="spellStart"/>
       <w:r>
         <w:rPr>
           <w:b/>
@@ -577,7 +617,6 @@
         </w:rPr>
         <w:t>에너지손실로인해</w:t>
       </w:r>
-      <w:proofErr w:type="spellEnd"/>
       <w:r>
         <w:rPr>
           <w:b/>
@@ -635,7 +674,6 @@
           <w:sz w:val="22"/>
         </w:rPr>
       </w:pPr>
-      <w:proofErr w:type="gramStart"/>
       <w:r>
         <w:rPr>
           <w:b/>
@@ -643,7 +681,6 @@
         </w:rPr>
         <w:t>// Energy</w:t>
       </w:r>
-      <w:proofErr w:type="gramEnd"/>
       <w:r>
         <w:rPr>
           <w:b/>
@@ -660,7 +697,6 @@
           <w:sz w:val="22"/>
         </w:rPr>
       </w:pPr>
-      <w:proofErr w:type="gramStart"/>
       <w:r>
         <w:rPr>
           <w:b/>
@@ -668,7 +704,6 @@
         </w:rPr>
         <w:t>// 수식</w:t>
       </w:r>
-      <w:proofErr w:type="gramEnd"/>
       <w:r>
         <w:rPr>
           <w:b/>
@@ -685,7 +720,6 @@
           <w:sz w:val="22"/>
         </w:rPr>
       </w:pPr>
-      <w:proofErr w:type="gramStart"/>
       <w:r>
         <w:rPr>
           <w:b/>
@@ -693,7 +727,6 @@
         </w:rPr>
         <w:t>// 의미</w:t>
       </w:r>
-      <w:proofErr w:type="gramEnd"/>
       <w:r>
         <w:rPr>
           <w:b/>
@@ -717,7 +750,6 @@
         </w:rPr>
         <w:t xml:space="preserve">float3 </w:t>
       </w:r>
-      <w:proofErr w:type="spellStart"/>
       <w:r>
         <w:rPr>
           <w:b/>
@@ -725,7 +757,6 @@
         </w:rPr>
         <w:t>energyCompensation</w:t>
       </w:r>
-      <w:proofErr w:type="spellEnd"/>
       <w:r>
         <w:rPr>
           <w:b/>
@@ -733,7 +764,6 @@
         </w:rPr>
         <w:t xml:space="preserve"> = 1.0 + F0 * (1.0 / Ess - 1.0</w:t>
       </w:r>
-      <w:proofErr w:type="gramStart"/>
       <w:r>
         <w:rPr>
           <w:b/>
@@ -741,7 +771,6 @@
         </w:rPr>
         <w:t>);</w:t>
       </w:r>
-      <w:proofErr w:type="gramEnd"/>
     </w:p>
     <w:p>
       <w:pPr>
@@ -768,7 +797,6 @@
         </w:rPr>
         <w:t xml:space="preserve">&lt;맵 오브젝트 </w:t>
       </w:r>
-      <w:proofErr w:type="spellStart"/>
       <w:r>
         <w:rPr>
           <w:rFonts w:hint="eastAsia"/>
@@ -777,7 +805,6 @@
         </w:rPr>
         <w:t>충돌체</w:t>
       </w:r>
-      <w:proofErr w:type="spellEnd"/>
       <w:r>
         <w:rPr>
           <w:rFonts w:hint="eastAsia"/>
@@ -790,535 +817,500 @@
     <w:p>
       <w:pPr>
         <w:pStyle w:val="a3"/>
+        <w:ind w:leftChars="0"/>
+        <w:jc w:val="left"/>
         <w:numPr>
           <w:ilvl w:val="0"/>
-          <w:numId w:val="5"/>
+          <w:numId w:val="1"/>
         </w:numPr>
+        <w:rPr>
+          <w:rFonts w:hint="eastAsia"/>
+          <w:b/>
+          <w:sz w:val="22"/>
+        </w:rPr>
+      </w:pPr>
+      <w:r>
+        <w:rPr>
+          <w:rFonts w:hint="eastAsia"/>
+          <w:b/>
+          <w:sz w:val="22"/>
+        </w:rPr>
+        <w:t>언리얼에서</w:t>
+      </w:r>
+      <w:r>
+        <w:rPr>
+          <w:rFonts w:hint="eastAsia"/>
+          <w:b/>
+          <w:sz w:val="22"/>
+        </w:rPr>
+        <w:t xml:space="preserve"> 뽑은 서버용 충돌체는 단 하나의 </w:t>
+      </w:r>
+      <w:r>
+        <w:rPr>
+          <w:rFonts w:hint="eastAsia"/>
+          <w:b/>
+          <w:sz w:val="22"/>
+        </w:rPr>
+        <w:t>메쉬만</w:t>
+      </w:r>
+      <w:r>
+        <w:rPr>
+          <w:rFonts w:hint="eastAsia"/>
+          <w:b/>
+          <w:sz w:val="22"/>
+        </w:rPr>
+        <w:t xml:space="preserve"> 볼륨을 구했기 때문에 </w:t>
+      </w:r>
+      <w:r>
+        <w:rPr>
+          <w:rFonts w:hint="eastAsia"/>
+          <w:b/>
+          <w:sz w:val="22"/>
+        </w:rPr>
+        <w:t>제대로된</w:t>
+      </w:r>
+      <w:r>
+        <w:rPr>
+          <w:rFonts w:hint="eastAsia"/>
+          <w:b/>
+          <w:sz w:val="22"/>
+        </w:rPr>
+        <w:t xml:space="preserve"> 충돌체가 </w:t>
+      </w:r>
+      <w:r>
+        <w:rPr>
+          <w:rFonts w:hint="eastAsia"/>
+          <w:b/>
+          <w:sz w:val="22"/>
+        </w:rPr>
+        <w:t>안나옴</w:t>
+      </w:r>
+    </w:p>
+    <w:p>
+      <w:pPr>
+        <w:pStyle w:val="a3"/>
         <w:ind w:leftChars="0"/>
         <w:jc w:val="left"/>
-        <w:rPr>
-          <w:rFonts w:hint="eastAsia"/>
-          <w:b/>
-          <w:sz w:val="22"/>
-        </w:rPr>
-      </w:pPr>
-      <w:proofErr w:type="spellStart"/>
-      <w:r>
-        <w:rPr>
-          <w:rFonts w:hint="eastAsia"/>
-          <w:b/>
-          <w:sz w:val="22"/>
-        </w:rPr>
-        <w:t>언리얼에서</w:t>
-      </w:r>
-      <w:proofErr w:type="spellEnd"/>
-      <w:r>
-        <w:rPr>
-          <w:rFonts w:hint="eastAsia"/>
-          <w:b/>
-          <w:sz w:val="22"/>
-        </w:rPr>
-        <w:t xml:space="preserve"> 뽑은 서버용 충돌체는 단 하나의 </w:t>
-      </w:r>
-      <w:proofErr w:type="spellStart"/>
-      <w:r>
-        <w:rPr>
-          <w:rFonts w:hint="eastAsia"/>
-          <w:b/>
-          <w:sz w:val="22"/>
-        </w:rPr>
-        <w:t>메쉬만</w:t>
-      </w:r>
-      <w:proofErr w:type="spellEnd"/>
-      <w:r>
-        <w:rPr>
-          <w:rFonts w:hint="eastAsia"/>
-          <w:b/>
-          <w:sz w:val="22"/>
-        </w:rPr>
-        <w:t xml:space="preserve"> 볼륨을 구했기 때문에 </w:t>
-      </w:r>
-      <w:proofErr w:type="spellStart"/>
-      <w:r>
-        <w:rPr>
-          <w:rFonts w:hint="eastAsia"/>
-          <w:b/>
-          <w:sz w:val="22"/>
-        </w:rPr>
-        <w:t>제대로된</w:t>
-      </w:r>
-      <w:proofErr w:type="spellEnd"/>
-      <w:r>
-        <w:rPr>
-          <w:rFonts w:hint="eastAsia"/>
-          <w:b/>
-          <w:sz w:val="22"/>
-        </w:rPr>
-        <w:t xml:space="preserve"> 충돌체가 </w:t>
-      </w:r>
-      <w:proofErr w:type="spellStart"/>
-      <w:r>
-        <w:rPr>
-          <w:rFonts w:hint="eastAsia"/>
-          <w:b/>
-          <w:sz w:val="22"/>
-        </w:rPr>
-        <w:t>안나옴</w:t>
-      </w:r>
-      <w:proofErr w:type="spellEnd"/>
-    </w:p>
-    <w:p>
-      <w:pPr>
-        <w:pStyle w:val="a3"/>
         <w:numPr>
           <w:ilvl w:val="0"/>
-          <w:numId w:val="5"/>
+          <w:numId w:val="1"/>
         </w:numPr>
+        <w:rPr>
+          <w:b/>
+          <w:sz w:val="22"/>
+        </w:rPr>
+      </w:pPr>
+      <w:r>
+        <w:rPr>
+          <w:rFonts w:hint="eastAsia"/>
+          <w:b/>
+          <w:sz w:val="22"/>
+        </w:rPr>
+        <w:t>언리얼에서</w:t>
+      </w:r>
+      <w:r>
+        <w:rPr>
+          <w:rFonts w:hint="eastAsia"/>
+          <w:b/>
+          <w:sz w:val="22"/>
+        </w:rPr>
+        <w:t xml:space="preserve"> 특정 레벨의 모든 액터별로 </w:t>
+      </w:r>
+      <w:r>
+        <w:rPr>
+          <w:rFonts w:hint="eastAsia"/>
+          <w:b/>
+          <w:sz w:val="22"/>
+        </w:rPr>
+        <w:t>그액터의</w:t>
+      </w:r>
+      <w:r>
+        <w:rPr>
+          <w:rFonts w:hint="eastAsia"/>
+          <w:b/>
+          <w:sz w:val="22"/>
+        </w:rPr>
+        <w:t xml:space="preserve"> 최대 Volume을 구하고 OBB로 뽑을 수 있는 코드와 Exporter 생성</w:t>
+      </w:r>
+    </w:p>
+    <w:p>
+      <w:pPr>
+        <w:pStyle w:val="a3"/>
         <w:ind w:leftChars="0"/>
         <w:jc w:val="left"/>
-        <w:rPr>
-          <w:b/>
-          <w:sz w:val="22"/>
-        </w:rPr>
-      </w:pPr>
-      <w:proofErr w:type="spellStart"/>
-      <w:r>
-        <w:rPr>
-          <w:rFonts w:hint="eastAsia"/>
-          <w:b/>
-          <w:sz w:val="22"/>
-        </w:rPr>
-        <w:t>언리얼에서</w:t>
-      </w:r>
-      <w:proofErr w:type="spellEnd"/>
-      <w:r>
-        <w:rPr>
-          <w:rFonts w:hint="eastAsia"/>
-          <w:b/>
-          <w:sz w:val="22"/>
-        </w:rPr>
-        <w:t xml:space="preserve"> 특정 레벨의 모든 액터별로 </w:t>
-      </w:r>
-      <w:proofErr w:type="spellStart"/>
-      <w:r>
-        <w:rPr>
-          <w:rFonts w:hint="eastAsia"/>
-          <w:b/>
-          <w:sz w:val="22"/>
-        </w:rPr>
-        <w:t>그액터의</w:t>
-      </w:r>
-      <w:proofErr w:type="spellEnd"/>
-      <w:r>
-        <w:rPr>
-          <w:rFonts w:hint="eastAsia"/>
-          <w:b/>
-          <w:sz w:val="22"/>
-        </w:rPr>
-        <w:t xml:space="preserve"> 최대 Volume을 구하고 OBB로 뽑을 수 있는 코드와 Exporter 생성</w:t>
-      </w:r>
-    </w:p>
-    <w:p>
-      <w:pPr>
-        <w:pStyle w:val="a3"/>
         <w:numPr>
           <w:ilvl w:val="0"/>
-          <w:numId w:val="5"/>
+          <w:numId w:val="1"/>
         </w:numPr>
+        <w:rPr>
+          <w:b/>
+          <w:sz w:val="22"/>
+        </w:rPr>
+      </w:pPr>
+      <w:r>
+        <w:rPr>
+          <w:rFonts w:hint="eastAsia"/>
+          <w:b/>
+          <w:sz w:val="22"/>
+        </w:rPr>
+        <w:t>서버에서 방 생성시 미리 충돌체를 static으로 선언해서 일종의 벽을 구성</w:t>
+      </w:r>
+    </w:p>
+    <w:p>
+      <w:pPr>
+        <w:pStyle w:val="a3"/>
         <w:ind w:leftChars="0"/>
         <w:jc w:val="left"/>
-        <w:rPr>
-          <w:b/>
-          <w:sz w:val="22"/>
-        </w:rPr>
-      </w:pPr>
-      <w:r>
-        <w:rPr>
-          <w:rFonts w:hint="eastAsia"/>
-          <w:b/>
-          <w:sz w:val="22"/>
-        </w:rPr>
-        <w:t>서버에서 방 생성시 미리 충돌체를 static으로 선언해서 일종의 벽을 구성</w:t>
-      </w:r>
-    </w:p>
-    <w:p>
-      <w:pPr>
-        <w:pStyle w:val="a3"/>
         <w:numPr>
           <w:ilvl w:val="0"/>
-          <w:numId w:val="5"/>
+          <w:numId w:val="1"/>
         </w:numPr>
+        <w:rPr>
+          <w:b/>
+          <w:sz w:val="22"/>
+        </w:rPr>
+      </w:pPr>
+      <w:r>
+        <w:rPr>
+          <w:rFonts w:hint="eastAsia"/>
+          <w:b/>
+          <w:sz w:val="22"/>
+        </w:rPr>
+        <w:t xml:space="preserve">플레이어 </w:t>
+      </w:r>
+      <w:r>
+        <w:rPr>
+          <w:rFonts w:hint="eastAsia"/>
+          <w:b/>
+          <w:sz w:val="22"/>
+        </w:rPr>
+        <w:t>입장시</w:t>
+      </w:r>
+      <w:r>
+        <w:rPr>
+          <w:rFonts w:hint="eastAsia"/>
+          <w:b/>
+          <w:sz w:val="22"/>
+        </w:rPr>
+        <w:t xml:space="preserve"> 10분간 그 충돌체들을 클라이언트에서 그리게 패킷 전송</w:t>
+      </w:r>
+    </w:p>
+    <w:p>
+      <w:pPr>
+        <w:pStyle w:val="a3"/>
         <w:ind w:leftChars="0"/>
         <w:jc w:val="left"/>
-        <w:rPr>
-          <w:b/>
-          <w:sz w:val="22"/>
-        </w:rPr>
-      </w:pPr>
-      <w:r>
-        <w:rPr>
-          <w:rFonts w:hint="eastAsia"/>
-          <w:b/>
-          <w:sz w:val="22"/>
-        </w:rPr>
-        <w:t xml:space="preserve">플레이어 </w:t>
-      </w:r>
-      <w:proofErr w:type="spellStart"/>
-      <w:r>
-        <w:rPr>
-          <w:rFonts w:hint="eastAsia"/>
-          <w:b/>
-          <w:sz w:val="22"/>
-        </w:rPr>
-        <w:t>입장시</w:t>
-      </w:r>
-      <w:proofErr w:type="spellEnd"/>
-      <w:r>
-        <w:rPr>
-          <w:rFonts w:hint="eastAsia"/>
-          <w:b/>
-          <w:sz w:val="22"/>
-        </w:rPr>
-        <w:t xml:space="preserve"> 10분간 그 충돌체들을 클라이언트에서 그리게 패킷 전송</w:t>
-      </w:r>
-    </w:p>
-    <w:p>
-      <w:pPr>
-        <w:pStyle w:val="a3"/>
         <w:numPr>
           <w:ilvl w:val="0"/>
-          <w:numId w:val="5"/>
+          <w:numId w:val="1"/>
         </w:numPr>
+        <w:rPr>
+          <w:b/>
+          <w:sz w:val="22"/>
+        </w:rPr>
+      </w:pPr>
+      <w:r>
+        <w:rPr>
+          <w:rFonts w:hint="eastAsia"/>
+          <w:b/>
+          <w:sz w:val="22"/>
+        </w:rPr>
+        <w:t>NPC와 집들의 필터를 설정하고 충돌 테스트 -&gt; 성공</w:t>
+      </w:r>
+    </w:p>
+    <w:p>
+      <w:pPr>
+        <w:jc w:val="left"/>
+        <w:rPr>
+          <w:b/>
+          <w:sz w:val="22"/>
+        </w:rPr>
+      </w:pPr>
+    </w:p>
+    <w:p>
+      <w:pPr>
+        <w:jc w:val="left"/>
+        <w:rPr>
+          <w:b/>
+          <w:sz w:val="22"/>
+        </w:rPr>
+      </w:pPr>
+      <w:r>
+        <w:rPr>
+          <w:rFonts w:hint="eastAsia"/>
+          <w:b/>
+          <w:sz w:val="22"/>
+        </w:rPr>
+        <w:t>&lt;서버의 물리 스트레스 테스트&gt;</w:t>
+      </w:r>
+    </w:p>
+    <w:p>
+      <w:pPr>
+        <w:pStyle w:val="a3"/>
         <w:ind w:leftChars="0"/>
         <w:jc w:val="left"/>
-        <w:rPr>
-          <w:b/>
-          <w:sz w:val="22"/>
-        </w:rPr>
-      </w:pPr>
-      <w:r>
-        <w:rPr>
-          <w:rFonts w:hint="eastAsia"/>
-          <w:b/>
-          <w:sz w:val="22"/>
-        </w:rPr>
-        <w:t>NPC와 집들의 필터를 설정하고 충돌 테스트 -&gt; 성공</w:t>
-      </w:r>
-    </w:p>
-    <w:p>
-      <w:pPr>
-        <w:jc w:val="left"/>
-        <w:rPr>
-          <w:b/>
-          <w:sz w:val="22"/>
-        </w:rPr>
-      </w:pPr>
-    </w:p>
-    <w:p>
-      <w:pPr>
-        <w:jc w:val="left"/>
-        <w:rPr>
-          <w:b/>
-          <w:sz w:val="22"/>
-        </w:rPr>
-      </w:pPr>
-      <w:r>
-        <w:rPr>
-          <w:rFonts w:hint="eastAsia"/>
-          <w:b/>
-          <w:sz w:val="22"/>
-        </w:rPr>
-        <w:lastRenderedPageBreak/>
-        <w:t>&lt;서버의 물리 스트레스 테스트&gt;</w:t>
-      </w:r>
-    </w:p>
-    <w:p>
-      <w:pPr>
-        <w:pStyle w:val="a3"/>
         <w:numPr>
           <w:ilvl w:val="0"/>
-          <w:numId w:val="5"/>
+          <w:numId w:val="1"/>
         </w:numPr>
+        <w:rPr>
+          <w:b/>
+          <w:sz w:val="22"/>
+        </w:rPr>
+      </w:pPr>
+      <w:r>
+        <w:rPr>
+          <w:rFonts w:hint="eastAsia"/>
+          <w:b/>
+          <w:sz w:val="22"/>
+        </w:rPr>
+        <w:t>릴리즈로 테스트</w:t>
+      </w:r>
+    </w:p>
+    <w:p>
+      <w:pPr>
+        <w:pStyle w:val="a3"/>
         <w:ind w:leftChars="0"/>
         <w:jc w:val="left"/>
-        <w:rPr>
-          <w:b/>
-          <w:sz w:val="22"/>
-        </w:rPr>
-      </w:pPr>
-      <w:r>
-        <w:rPr>
-          <w:rFonts w:hint="eastAsia"/>
-          <w:b/>
-          <w:sz w:val="22"/>
-        </w:rPr>
-        <w:t>릴리즈로 테스트</w:t>
-      </w:r>
-    </w:p>
-    <w:p>
-      <w:pPr>
-        <w:pStyle w:val="a3"/>
         <w:numPr>
           <w:ilvl w:val="0"/>
-          <w:numId w:val="5"/>
+          <w:numId w:val="1"/>
         </w:numPr>
+        <w:rPr>
+          <w:b/>
+          <w:sz w:val="22"/>
+        </w:rPr>
+      </w:pPr>
+      <w:r>
+        <w:rPr>
+          <w:rFonts w:hint="eastAsia"/>
+          <w:b/>
+          <w:sz w:val="22"/>
+        </w:rPr>
+        <w:t>테스트 결과 플레이어가 거의 모든 방에 들어가면 물리 루프가 급격히 느려짐을 발견</w:t>
+      </w:r>
+    </w:p>
+    <w:p>
+      <w:pPr>
+        <w:pStyle w:val="a3"/>
         <w:ind w:leftChars="0"/>
         <w:jc w:val="left"/>
-        <w:rPr>
-          <w:b/>
-          <w:sz w:val="22"/>
-        </w:rPr>
-      </w:pPr>
-      <w:r>
-        <w:rPr>
-          <w:rFonts w:hint="eastAsia"/>
-          <w:b/>
-          <w:sz w:val="22"/>
-        </w:rPr>
-        <w:t>테스트 결과 플레이어가 거의 모든 방에 들어가면 물리 루프가 급격히 느려짐을 발견</w:t>
-      </w:r>
-    </w:p>
-    <w:p>
-      <w:pPr>
-        <w:pStyle w:val="a3"/>
         <w:numPr>
           <w:ilvl w:val="0"/>
-          <w:numId w:val="5"/>
+          <w:numId w:val="1"/>
         </w:numPr>
+        <w:rPr>
+          <w:b/>
+          <w:sz w:val="22"/>
+        </w:rPr>
+      </w:pPr>
+      <w:r>
+        <w:rPr>
+          <w:b/>
+          <w:sz w:val="22"/>
+        </w:rPr>
+        <w:t>N</w:t>
+      </w:r>
+      <w:r>
+        <w:rPr>
+          <w:rFonts w:hint="eastAsia"/>
+          <w:b/>
+          <w:sz w:val="22"/>
+        </w:rPr>
+        <w:t>pc</w:t>
+      </w:r>
+      <w:r>
+        <w:rPr>
+          <w:rFonts w:hint="eastAsia"/>
+          <w:b/>
+          <w:sz w:val="22"/>
+        </w:rPr>
+        <w:t xml:space="preserve">를 물리 시뮬레이션 루프에 </w:t>
+      </w:r>
+      <w:r>
+        <w:rPr>
+          <w:rFonts w:hint="eastAsia"/>
+          <w:b/>
+          <w:sz w:val="22"/>
+        </w:rPr>
+        <w:t>넣지말고</w:t>
+      </w:r>
+      <w:r>
+        <w:rPr>
+          <w:rFonts w:hint="eastAsia"/>
+          <w:b/>
+          <w:sz w:val="22"/>
+        </w:rPr>
+        <w:t xml:space="preserve"> </w:t>
+      </w:r>
+      <w:r>
+        <w:rPr>
+          <w:rFonts w:hint="eastAsia"/>
+          <w:b/>
+          <w:sz w:val="22"/>
+        </w:rPr>
+        <w:t>raycast</w:t>
+      </w:r>
+      <w:r>
+        <w:rPr>
+          <w:rFonts w:hint="eastAsia"/>
+          <w:b/>
+          <w:sz w:val="22"/>
+        </w:rPr>
+        <w:t>로 직접 물리계산으로 변경</w:t>
+      </w:r>
+    </w:p>
+    <w:p>
+      <w:pPr>
+        <w:pStyle w:val="a3"/>
         <w:ind w:leftChars="0"/>
         <w:jc w:val="left"/>
-        <w:rPr>
-          <w:b/>
-          <w:sz w:val="22"/>
-        </w:rPr>
-      </w:pPr>
-      <w:proofErr w:type="spellStart"/>
-      <w:r>
-        <w:rPr>
-          <w:b/>
-          <w:sz w:val="22"/>
-        </w:rPr>
-        <w:t>N</w:t>
-      </w:r>
-      <w:r>
-        <w:rPr>
-          <w:rFonts w:hint="eastAsia"/>
-          <w:b/>
-          <w:sz w:val="22"/>
-        </w:rPr>
-        <w:t>pc</w:t>
-      </w:r>
-      <w:proofErr w:type="spellEnd"/>
-      <w:r>
-        <w:rPr>
-          <w:rFonts w:hint="eastAsia"/>
-          <w:b/>
-          <w:sz w:val="22"/>
-        </w:rPr>
-        <w:t xml:space="preserve">를 물리 시뮬레이션 루프에 </w:t>
-      </w:r>
-      <w:proofErr w:type="spellStart"/>
-      <w:r>
-        <w:rPr>
-          <w:rFonts w:hint="eastAsia"/>
-          <w:b/>
-          <w:sz w:val="22"/>
-        </w:rPr>
-        <w:t>넣지말고</w:t>
-      </w:r>
-      <w:proofErr w:type="spellEnd"/>
-      <w:r>
-        <w:rPr>
-          <w:rFonts w:hint="eastAsia"/>
-          <w:b/>
-          <w:sz w:val="22"/>
-        </w:rPr>
-        <w:t xml:space="preserve"> </w:t>
-      </w:r>
-      <w:proofErr w:type="spellStart"/>
-      <w:r>
-        <w:rPr>
-          <w:rFonts w:hint="eastAsia"/>
-          <w:b/>
-          <w:sz w:val="22"/>
-        </w:rPr>
-        <w:t>raycast</w:t>
-      </w:r>
-      <w:proofErr w:type="spellEnd"/>
-      <w:r>
-        <w:rPr>
-          <w:rFonts w:hint="eastAsia"/>
-          <w:b/>
-          <w:sz w:val="22"/>
-        </w:rPr>
-        <w:t>로 직접 물리계산으로 변경</w:t>
-      </w:r>
-    </w:p>
-    <w:p>
-      <w:pPr>
-        <w:pStyle w:val="a3"/>
         <w:numPr>
           <w:ilvl w:val="0"/>
-          <w:numId w:val="5"/>
+          <w:numId w:val="1"/>
         </w:numPr>
+        <w:rPr>
+          <w:b/>
+          <w:sz w:val="22"/>
+        </w:rPr>
+      </w:pPr>
+      <w:r>
+        <w:rPr>
+          <w:rFonts w:hint="eastAsia"/>
+          <w:b/>
+          <w:sz w:val="22"/>
+        </w:rPr>
+        <w:t xml:space="preserve">물리 시뮬레이션 시야 적용 -&gt; 가까이 있는 </w:t>
+      </w:r>
+      <w:r>
+        <w:rPr>
+          <w:rFonts w:hint="eastAsia"/>
+          <w:b/>
+          <w:sz w:val="22"/>
+        </w:rPr>
+        <w:t>npc</w:t>
+      </w:r>
+      <w:r>
+        <w:rPr>
+          <w:rFonts w:hint="eastAsia"/>
+          <w:b/>
+          <w:sz w:val="22"/>
+        </w:rPr>
+        <w:t xml:space="preserve">는 물리를 적용하고 </w:t>
+      </w:r>
+      <w:r>
+        <w:rPr>
+          <w:rFonts w:hint="eastAsia"/>
+          <w:b/>
+          <w:sz w:val="22"/>
+        </w:rPr>
+        <w:t>멀리있는</w:t>
+      </w:r>
+      <w:r>
+        <w:rPr>
+          <w:rFonts w:hint="eastAsia"/>
+          <w:b/>
+          <w:sz w:val="22"/>
+        </w:rPr>
+        <w:t xml:space="preserve"> </w:t>
+      </w:r>
+      <w:r>
+        <w:rPr>
+          <w:rFonts w:hint="eastAsia"/>
+          <w:b/>
+          <w:sz w:val="22"/>
+        </w:rPr>
+        <w:t>npc</w:t>
+      </w:r>
+      <w:r>
+        <w:rPr>
+          <w:rFonts w:hint="eastAsia"/>
+          <w:b/>
+          <w:sz w:val="22"/>
+        </w:rPr>
+        <w:t xml:space="preserve">는 </w:t>
+      </w:r>
+      <w:r>
+        <w:rPr>
+          <w:rFonts w:hint="eastAsia"/>
+          <w:b/>
+          <w:sz w:val="22"/>
+        </w:rPr>
+        <w:t>raycast</w:t>
+      </w:r>
+      <w:r>
+        <w:rPr>
+          <w:rFonts w:hint="eastAsia"/>
+          <w:b/>
+          <w:sz w:val="22"/>
+        </w:rPr>
+        <w:t>만 실행</w:t>
+      </w:r>
+    </w:p>
+    <w:p>
+      <w:pPr>
+        <w:pStyle w:val="a3"/>
         <w:ind w:leftChars="0"/>
         <w:jc w:val="left"/>
-        <w:rPr>
-          <w:b/>
-          <w:sz w:val="22"/>
-        </w:rPr>
-      </w:pPr>
-      <w:r>
-        <w:rPr>
-          <w:rFonts w:hint="eastAsia"/>
-          <w:b/>
-          <w:sz w:val="22"/>
-        </w:rPr>
-        <w:t xml:space="preserve">물리 시뮬레이션 시야 적용 -&gt; 가까이 있는 </w:t>
-      </w:r>
-      <w:proofErr w:type="spellStart"/>
-      <w:r>
-        <w:rPr>
-          <w:rFonts w:hint="eastAsia"/>
-          <w:b/>
-          <w:sz w:val="22"/>
-        </w:rPr>
-        <w:t>npc</w:t>
-      </w:r>
-      <w:proofErr w:type="spellEnd"/>
-      <w:r>
-        <w:rPr>
-          <w:rFonts w:hint="eastAsia"/>
-          <w:b/>
-          <w:sz w:val="22"/>
-        </w:rPr>
-        <w:t xml:space="preserve">는 물리를 적용하고 </w:t>
-      </w:r>
-      <w:proofErr w:type="spellStart"/>
-      <w:r>
-        <w:rPr>
-          <w:rFonts w:hint="eastAsia"/>
-          <w:b/>
-          <w:sz w:val="22"/>
-        </w:rPr>
-        <w:t>멀리있는</w:t>
-      </w:r>
-      <w:proofErr w:type="spellEnd"/>
-      <w:r>
-        <w:rPr>
-          <w:rFonts w:hint="eastAsia"/>
-          <w:b/>
-          <w:sz w:val="22"/>
-        </w:rPr>
-        <w:t xml:space="preserve"> </w:t>
-      </w:r>
-      <w:proofErr w:type="spellStart"/>
-      <w:r>
-        <w:rPr>
-          <w:rFonts w:hint="eastAsia"/>
-          <w:b/>
-          <w:sz w:val="22"/>
-        </w:rPr>
-        <w:t>npc</w:t>
-      </w:r>
-      <w:proofErr w:type="spellEnd"/>
-      <w:r>
-        <w:rPr>
-          <w:rFonts w:hint="eastAsia"/>
-          <w:b/>
-          <w:sz w:val="22"/>
-        </w:rPr>
-        <w:t xml:space="preserve">는 </w:t>
-      </w:r>
-      <w:proofErr w:type="spellStart"/>
-      <w:r>
-        <w:rPr>
-          <w:rFonts w:hint="eastAsia"/>
-          <w:b/>
-          <w:sz w:val="22"/>
-        </w:rPr>
-        <w:t>raycast</w:t>
-      </w:r>
-      <w:proofErr w:type="spellEnd"/>
-      <w:r>
-        <w:rPr>
-          <w:rFonts w:hint="eastAsia"/>
-          <w:b/>
-          <w:sz w:val="22"/>
-        </w:rPr>
-        <w:t>만 실행</w:t>
-      </w:r>
-    </w:p>
-    <w:p>
-      <w:pPr>
-        <w:pStyle w:val="a3"/>
         <w:numPr>
           <w:ilvl w:val="0"/>
-          <w:numId w:val="5"/>
+          <w:numId w:val="1"/>
         </w:numPr>
+        <w:rPr>
+          <w:b/>
+          <w:sz w:val="22"/>
+        </w:rPr>
+      </w:pPr>
+      <w:r>
+        <w:rPr>
+          <w:rFonts w:hint="eastAsia"/>
+          <w:b/>
+          <w:sz w:val="22"/>
+        </w:rPr>
+        <w:t xml:space="preserve">물리 루프가 5스텝이상 느려지면 물리 루프를 그만큼 더 </w:t>
+      </w:r>
+      <w:r>
+        <w:rPr>
+          <w:rFonts w:hint="eastAsia"/>
+          <w:b/>
+          <w:sz w:val="22"/>
+        </w:rPr>
+        <w:t>실행하는게</w:t>
+      </w:r>
+      <w:r>
+        <w:rPr>
+          <w:rFonts w:hint="eastAsia"/>
+          <w:b/>
+          <w:sz w:val="22"/>
+        </w:rPr>
+        <w:t xml:space="preserve"> 아니라 </w:t>
+      </w:r>
+      <w:r>
+        <w:rPr>
+          <w:rFonts w:hint="eastAsia"/>
+          <w:b/>
+          <w:sz w:val="22"/>
+        </w:rPr>
+        <w:t>스킵을</w:t>
+      </w:r>
+      <w:r>
+        <w:rPr>
+          <w:rFonts w:hint="eastAsia"/>
+          <w:b/>
+          <w:sz w:val="22"/>
+        </w:rPr>
+        <w:t xml:space="preserve"> 적용</w:t>
+      </w:r>
+    </w:p>
+    <w:p>
+      <w:pPr>
+        <w:pStyle w:val="a3"/>
         <w:ind w:leftChars="0"/>
         <w:jc w:val="left"/>
-        <w:rPr>
-          <w:b/>
-          <w:sz w:val="22"/>
-        </w:rPr>
-      </w:pPr>
-      <w:r>
-        <w:rPr>
-          <w:rFonts w:hint="eastAsia"/>
-          <w:b/>
-          <w:sz w:val="22"/>
-        </w:rPr>
-        <w:t xml:space="preserve">물리 루프가 5스텝이상 느려지면 물리 루프를 그만큼 더 </w:t>
-      </w:r>
-      <w:proofErr w:type="spellStart"/>
-      <w:proofErr w:type="gramStart"/>
-      <w:r>
-        <w:rPr>
-          <w:rFonts w:hint="eastAsia"/>
-          <w:b/>
-          <w:sz w:val="22"/>
-        </w:rPr>
-        <w:t>실행하는게</w:t>
-      </w:r>
-      <w:proofErr w:type="spellEnd"/>
-      <w:proofErr w:type="gramEnd"/>
-      <w:r>
-        <w:rPr>
-          <w:rFonts w:hint="eastAsia"/>
-          <w:b/>
-          <w:sz w:val="22"/>
-        </w:rPr>
-        <w:t xml:space="preserve"> 아니라 </w:t>
-      </w:r>
-      <w:proofErr w:type="spellStart"/>
-      <w:r>
-        <w:rPr>
-          <w:rFonts w:hint="eastAsia"/>
-          <w:b/>
-          <w:sz w:val="22"/>
-        </w:rPr>
-        <w:t>스킵을</w:t>
-      </w:r>
-      <w:proofErr w:type="spellEnd"/>
-      <w:r>
-        <w:rPr>
-          <w:rFonts w:hint="eastAsia"/>
-          <w:b/>
-          <w:sz w:val="22"/>
-        </w:rPr>
-        <w:t xml:space="preserve"> 적용</w:t>
-      </w:r>
-    </w:p>
-    <w:p>
-      <w:pPr>
-        <w:pStyle w:val="a3"/>
         <w:numPr>
           <w:ilvl w:val="0"/>
-          <w:numId w:val="5"/>
+          <w:numId w:val="1"/>
         </w:numPr>
-        <w:ind w:leftChars="0"/>
-        <w:jc w:val="left"/>
         <w:rPr>
           <w:b/>
           <w:sz w:val="22"/>
@@ -1332,7 +1324,6 @@
         </w:rPr>
         <w:t xml:space="preserve">물리 </w:t>
       </w:r>
-      <w:proofErr w:type="spellStart"/>
       <w:r>
         <w:rPr>
           <w:rFonts w:hint="eastAsia"/>
@@ -1341,7 +1332,6 @@
         </w:rPr>
         <w:t>루프시</w:t>
       </w:r>
-      <w:proofErr w:type="spellEnd"/>
       <w:r>
         <w:rPr>
           <w:rFonts w:hint="eastAsia"/>
@@ -1350,7 +1340,6 @@
         </w:rPr>
         <w:t xml:space="preserve"> 스냅샷기록을 물리 루프가 아닌 로직 루프 마지막에 넣어서 </w:t>
       </w:r>
-      <w:proofErr w:type="gramStart"/>
       <w:r>
         <w:rPr>
           <w:rFonts w:hint="eastAsia"/>
@@ -1359,7 +1348,6 @@
         </w:rPr>
         <w:t>한번씩</w:t>
       </w:r>
-      <w:proofErr w:type="gramEnd"/>
       <w:r>
         <w:rPr>
           <w:rFonts w:hint="eastAsia"/>
@@ -1385,6 +1373,413 @@
         </w:rPr>
         <w:t>서버의 세션을 재사용 할 방법 구상 -&gt; 성긴 동기화 스택 사용 테스트 중</w:t>
       </w:r>
+    </w:p>
+    <w:p>
+      <w:pPr>
+        <w:rPr>
+          <w:lang/>
+          <w:b/>
+          <w:bCs/>
+          <w:sz w:val="24"/>
+          <w:szCs w:val="24"/>
+          <w:rtl w:val="off"/>
+        </w:rPr>
+      </w:pPr>
+    </w:p>
+    <w:p>
+      <w:pPr>
+        <w:rPr>
+          <w:lang/>
+          <w:rFonts/>
+          <w:b/>
+          <w:sz w:val="22"/>
+          <w:rtl w:val="off"/>
+        </w:rPr>
+      </w:pPr>
+      <w:r>
+        <w:rPr>
+          <w:b/>
+          <w:bCs/>
+          <w:sz w:val="24"/>
+          <w:szCs w:val="24"/>
+        </w:rPr>
+        <w:t>소켓기능 구현</w:t>
+      </w:r>
+    </w:p>
+    <w:p>
+      <w:pPr>
+        <w:rPr>
+          <w:b/>
+          <w:bCs/>
+          <w:sz w:val="22"/>
+        </w:rPr>
+      </w:pPr>
+      <w:r>
+        <w:rPr>
+          <w:b/>
+          <w:bCs/>
+          <w:sz w:val="22"/>
+        </w:rPr>
+        <w:t>기존에 제작중이던 소켓 기능의 제작을 하고 적용시켰다. 이름으로 뼈대의 번호를 찾고 해당 번호에 맞는 뼈대 행렬의 로컬 행렬을 가져왔다. 이 행렬은 애니메이션을 고려하여 프레임에 맞게 변환이 적용된 행렬이다.</w:t>
+      </w:r>
+    </w:p>
+    <w:p>
+      <w:pPr>
+        <w:rPr>
+          <w:b/>
+          <w:bCs/>
+          <w:sz w:val="22"/>
+        </w:rPr>
+      </w:pPr>
+      <w:r>
+        <w:rPr>
+          <w:lang w:eastAsia="ko-KR"/>
+          <w:b/>
+          <w:bCs/>
+          <w:sz w:val="22"/>
+          <w:rtl w:val="off"/>
+        </w:rPr>
+        <w:t>위</w:t>
+      </w:r>
+      <w:r>
+        <w:rPr>
+          <w:b/>
+          <w:bCs/>
+          <w:sz w:val="22"/>
+        </w:rPr>
+        <w:t xml:space="preserve"> 행렬들을</w:t>
+      </w:r>
+    </w:p>
+    <w:p>
+      <w:pPr>
+        <w:rPr>
+          <w:b/>
+          <w:bCs/>
+          <w:sz w:val="22"/>
+        </w:rPr>
+      </w:pPr>
+      <w:r>
+        <w:rPr>
+          <w:b/>
+          <w:bCs/>
+          <w:sz w:val="22"/>
+        </w:rPr>
+        <w:t xml:space="preserve">붙이기 원하는 물체(검) * 원하는 뼈 행렬(ik_hand_l) * </w:t>
+      </w:r>
+      <w:r>
+        <w:rPr>
+          <w:lang w:eastAsia="ko-KR"/>
+          <w:b/>
+          <w:bCs/>
+          <w:sz w:val="22"/>
+          <w:rtl w:val="off"/>
+        </w:rPr>
+        <w:t>객체의 월드 행렬</w:t>
+      </w:r>
+    </w:p>
+    <w:p>
+      <w:pPr>
+        <w:rPr>
+          <w:b/>
+          <w:bCs/>
+          <w:sz w:val="22"/>
+        </w:rPr>
+      </w:pPr>
+      <w:r>
+        <w:rPr>
+          <w:b/>
+          <w:bCs/>
+          <w:sz w:val="22"/>
+        </w:rPr>
+        <w:t>이 순으로 곱해주어</w:t>
+      </w:r>
+    </w:p>
+    <w:p>
+      <w:pPr>
+        <w:rPr/>
+      </w:pPr>
+      <w:r>
+        <w:rPr>
+          <w:b/>
+          <w:bCs/>
+          <w:sz w:val="22"/>
+        </w:rPr>
+        <w:t>컴포넌트 패턴을 적용하여 소켓 컴포넌트를 객체에 추가하고 사용하면 된다. ChessScene의 Spawn_SK_MagicConstruct 함수에서 추가 방법을 보면 이해하기 편할 것이다. add_connecting 함수를 통해 원하는 메쉬를 붙일 수 있다.</w:t>
+      </w:r>
+    </w:p>
+    <w:p>
+      <w:pPr>
+        <w:jc w:val="left"/>
+        <w:rPr>
+          <w:lang w:eastAsia="ko-KR"/>
+          <w:rFonts w:hint="eastAsia"/>
+          <w:b/>
+          <w:sz w:val="22"/>
+          <w:rtl w:val="off"/>
+        </w:rPr>
+      </w:pPr>
+      <w:r>
+        <w:rPr>
+          <w:rFonts w:hint="eastAsia"/>
+          <w:b/>
+          <w:sz w:val="22"/>
+        </w:rPr>
+        <w:drawing>
+          <wp:inline distT="0" distB="0" distL="180" distR="180">
+            <wp:extent cx="6645910" cy="5149215"/>
+            <wp:effectExtent l="0" t="0" r="0" b="0"/>
+            <wp:docPr id="1025" name="shape1025" hidden="0"/>
+            <wp:cNvGraphicFramePr>
+              <a:graphicFrameLocks xmlns:a="http://schemas.openxmlformats.org/drawingml/2006/main" noChangeAspect="1"/>
+            </wp:cNvGraphicFramePr>
+            <a:graphic xmlns:a="http://schemas.openxmlformats.org/drawingml/2006/main">
+              <a:graphicData uri="http://schemas.openxmlformats.org/drawingml/2006/picture">
+                <pic:pic xmlns:pic="http://schemas.openxmlformats.org/drawingml/2006/picture">
+                  <pic:nvPicPr>
+                    <pic:cNvPr id="0" name="이미지"/>
+                    <pic:cNvPicPr preferRelativeResize="1">
+                      <a:picLocks noChangeAspect="1"/>
+                    </pic:cNvPicPr>
+                  </pic:nvPicPr>
+                  <pic:blipFill>
+                    <a:blip r:embed="rId1">
+                      <a:extLst>
+                        <a:ext uri="{28A0092B-C50C-407E-A947-70E740481C1C}">
+                          <a14:useLocalDpi xmlns:a14="http://schemas.microsoft.com/office/drawing/2010/main" val="0"/>
+                        </a:ext>
+                      </a:extLst>
+                    </a:blip>
+                    <a:srcRect/>
+                    <a:stretch>
+                      <a:fillRect/>
+                    </a:stretch>
+                  </pic:blipFill>
+                  <pic:spPr>
+                    <a:xfrm>
+                      <a:off x="0" y="0"/>
+                      <a:ext cx="6645910" cy="5149215"/>
+                    </a:xfrm>
+                    <a:prstGeom prst="rect"/>
+                  </pic:spPr>
+                </pic:pic>
+              </a:graphicData>
+            </a:graphic>
+          </wp:inline>
+        </w:drawing>
+      </w:r>
+    </w:p>
+    <w:p>
+      <w:pPr>
+        <w:jc w:val="left"/>
+        <w:rPr>
+          <w:lang w:eastAsia="ko-KR"/>
+          <w:rFonts w:hint="eastAsia"/>
+          <w:b/>
+          <w:sz w:val="22"/>
+          <w:rtl w:val="off"/>
+        </w:rPr>
+      </w:pPr>
+    </w:p>
+    <w:p>
+      <w:pPr>
+        <w:jc w:val="left"/>
+        <w:rPr>
+          <w:lang w:eastAsia="ko-KR"/>
+          <w:rFonts w:hint="eastAsia"/>
+          <w:b/>
+          <w:sz w:val="22"/>
+          <w:rtl w:val="off"/>
+        </w:rPr>
+      </w:pPr>
+      <w:r>
+        <w:rPr>
+          <w:lang w:eastAsia="ko-KR"/>
+          <w:rFonts w:hint="eastAsia"/>
+          <w:b/>
+          <w:sz w:val="22"/>
+          <w:rtl w:val="off"/>
+        </w:rPr>
+        <w:t xml:space="preserve"> // 원하는 무기 붙이기</w:t>
+      </w:r>
+    </w:p>
+    <w:p>
+      <w:pPr>
+        <w:jc w:val="left"/>
+        <w:rPr>
+          <w:lang w:eastAsia="ko-KR"/>
+          <w:rFonts w:hint="eastAsia"/>
+          <w:b/>
+          <w:sz w:val="22"/>
+          <w:rtl w:val="off"/>
+        </w:rPr>
+      </w:pPr>
+      <w:r>
+        <w:rPr>
+          <w:lang w:eastAsia="ko-KR"/>
+          <w:rFonts w:hint="eastAsia"/>
+          <w:b/>
+          <w:sz w:val="22"/>
+          <w:rtl w:val="off"/>
+        </w:rPr>
+        <w:t xml:space="preserve"> auto socket_compnenet = hi_brute-&gt;get_component&lt;SocketComponenet&gt;();</w:t>
+      </w:r>
+    </w:p>
+    <w:p>
+      <w:pPr>
+        <w:jc w:val="left"/>
+        <w:rPr>
+          <w:lang w:eastAsia="ko-KR"/>
+          <w:rFonts w:hint="eastAsia"/>
+          <w:b/>
+          <w:sz w:val="22"/>
+          <w:rtl w:val="off"/>
+        </w:rPr>
+      </w:pPr>
+      <w:r>
+        <w:rPr>
+          <w:lang w:eastAsia="ko-KR"/>
+          <w:rFonts w:hint="eastAsia"/>
+          <w:b/>
+          <w:sz w:val="22"/>
+          <w:rtl w:val="off"/>
+        </w:rPr>
+        <w:t xml:space="preserve"> socket_compnenet-&gt;add_connecting("ik_hand_l_sword", "ik_hand_l", "Resource/TESTMapData/Meshes/SM_Crate_01.gltf", {0.f,0.f,0.f}, { 0.f,0.f,0.f }, { 0.5f,0.5f,0.5f });</w:t>
+      </w:r>
+    </w:p>
+    <w:p>
+      <w:pPr>
+        <w:jc w:val="left"/>
+        <w:rPr>
+          <w:lang w:eastAsia="ko-KR"/>
+          <w:rFonts w:hint="eastAsia"/>
+          <w:b/>
+          <w:sz w:val="22"/>
+          <w:rtl w:val="off"/>
+        </w:rPr>
+      </w:pPr>
+      <w:r>
+        <w:rPr>
+          <w:lang w:eastAsia="ko-KR"/>
+          <w:rFonts w:hint="eastAsia"/>
+          <w:b/>
+          <w:sz w:val="22"/>
+          <w:rtl w:val="off"/>
+        </w:rPr>
+        <w:drawing>
+          <wp:anchor distT="0" distB="0" distL="114300" distR="114300" behindDoc="0" locked="0" layoutInCell="1" simplePos="0" relativeHeight="251660288" allowOverlap="1" hidden="0">
+            <wp:simplePos x="0" y="0"/>
+            <wp:positionH relativeFrom="column">
+              <wp:posOffset>119062</wp:posOffset>
+            </wp:positionH>
+            <wp:positionV relativeFrom="paragraph">
+              <wp:posOffset>326826</wp:posOffset>
+            </wp:positionV>
+            <wp:extent cx="4099805" cy="2536036"/>
+            <wp:effectExtent l="0" t="0" r="0" b="0"/>
+            <wp:wrapTight wrapText="bothSides">
+              <wp:wrapPolygon edited="0">
+                <wp:start x="0" y="0"/>
+                <wp:lineTo x="21600" y="0"/>
+                <wp:lineTo x="21600" y="21600"/>
+                <wp:lineTo x="0" y="21600"/>
+                <wp:lineTo x="0" y="0"/>
+              </wp:wrapPolygon>
+            </wp:wrapTight>
+            <wp:docPr id="1028" name="shape1028" hidden="0"/>
+            <wp:cNvGraphicFramePr>
+              <a:graphicFrameLocks xmlns:a="http://schemas.openxmlformats.org/drawingml/2006/main" noChangeAspect="1"/>
+            </wp:cNvGraphicFramePr>
+            <a:graphic xmlns:a="http://schemas.openxmlformats.org/drawingml/2006/main">
+              <a:graphicData uri="http://schemas.openxmlformats.org/drawingml/2006/picture">
+                <pic:pic xmlns:pic="http://schemas.openxmlformats.org/drawingml/2006/picture">
+                  <pic:nvPicPr>
+                    <pic:cNvPr id="0" name="이미지"/>
+                    <pic:cNvPicPr preferRelativeResize="1">
+                      <a:picLocks noChangeAspect="1"/>
+                    </pic:cNvPicPr>
+                  </pic:nvPicPr>
+                  <pic:blipFill>
+                    <a:blip r:embed="rId2">
+                      <a:extLst>
+                        <a:ext uri="{28A0092B-C50C-407E-A947-70E740481C1C}">
+                          <a14:useLocalDpi xmlns:a14="http://schemas.microsoft.com/office/drawing/2010/main" val="0"/>
+                        </a:ext>
+                      </a:extLst>
+                    </a:blip>
+                    <a:srcRect/>
+                    <a:stretch>
+                      <a:fillRect/>
+                    </a:stretch>
+                  </pic:blipFill>
+                  <pic:spPr>
+                    <a:xfrm>
+                      <a:off x="0" y="0"/>
+                      <a:ext cx="4099805" cy="2536036"/>
+                    </a:xfrm>
+                    <a:prstGeom prst="rect"/>
+                  </pic:spPr>
+                </pic:pic>
+              </a:graphicData>
+            </a:graphic>
+          </wp:anchor>
+        </w:drawing>
+      </w:r>
+      <w:r>
+        <w:rPr>
+          <w:lang w:eastAsia="ko-KR"/>
+          <w:rFonts w:hint="eastAsia"/>
+          <w:b/>
+          <w:sz w:val="22"/>
+          <w:rtl w:val="off"/>
+        </w:rPr>
+        <w:t>이런식으로 사용한다.</w:t>
+      </w:r>
+    </w:p>
+    <w:p>
+      <w:pPr>
+        <w:jc w:val="left"/>
+        <w:rPr>
+          <w:lang w:eastAsia="ko-KR"/>
+          <w:rFonts w:hint="eastAsia"/>
+          <w:b/>
+          <w:sz w:val="22"/>
+          <w:rtl w:val="off"/>
+        </w:rPr>
+      </w:pPr>
+      <w:r>
+        <w:rPr>
+          <w:lang w:eastAsia="ko-KR"/>
+          <w:rFonts w:hint="eastAsia"/>
+          <w:b/>
+          <w:sz w:val="22"/>
+          <w:rtl w:val="off"/>
+        </w:rPr>
+        <w:t>예시로 박스를 붙인 사진</w:t>
+      </w:r>
+    </w:p>
+    <w:p>
+      <w:pPr>
+        <w:jc w:val="left"/>
+        <w:rPr>
+          <w:lang w:eastAsia="ko-KR"/>
+          <w:rFonts w:hint="eastAsia"/>
+          <w:b/>
+          <w:sz w:val="22"/>
+          <w:rtl w:val="off"/>
+        </w:rPr>
+      </w:pPr>
+    </w:p>
+    <w:p>
+      <w:pPr>
+        <w:jc w:val="left"/>
+        <w:rPr>
+          <w:lang w:eastAsia="ko-KR"/>
+          <w:rFonts w:hint="eastAsia"/>
+          <w:b/>
+          <w:sz w:val="22"/>
+          <w:rtl w:val="off"/>
+        </w:rPr>
+      </w:pPr>
     </w:p>
     <w:p>
       <w:pPr>
@@ -1410,7 +1805,7 @@
       </w:tblGrid>
       <w:tr>
         <w:trPr>
-          <w:trHeight w:val="1692"/>
+          <w:trHeight w:val="1692" w:hRule="atLeast"/>
         </w:trPr>
         <w:tc>
           <w:tcPr>
@@ -1491,7 +1886,7 @@
       </w:tr>
       <w:tr>
         <w:trPr>
-          <w:trHeight w:val="590"/>
+          <w:trHeight w:val="590" w:hRule="atLeast"/>
         </w:trPr>
         <w:tc>
           <w:tcPr>
@@ -1523,8 +1918,8 @@
           </w:tcPr>
           <w:p>
             <w:pPr>
+              <w:jc w:val="center"/>
               <w:spacing w:after="160" w:line="259" w:lineRule="auto"/>
-              <w:jc w:val="center"/>
               <w:rPr>
                 <w:rFonts w:ascii="맑은 고딕" w:eastAsia="맑은 고딕" w:hAnsi="맑은 고딕" w:cs="맑은 고딕"/>
                 <w:b/>
@@ -1649,7 +2044,7 @@
       </w:tr>
       <w:tr>
         <w:trPr>
-          <w:trHeight w:val="1520"/>
+          <w:trHeight w:val="1520" w:hRule="atLeast"/>
         </w:trPr>
         <w:tc>
           <w:tcPr>
@@ -1691,7 +2086,7 @@
       </w:tr>
       <w:tr>
         <w:trPr>
-          <w:trHeight w:val="1963"/>
+          <w:trHeight w:val="1963" w:hRule="atLeast"/>
         </w:trPr>
         <w:tc>
           <w:tcPr>
@@ -1767,64 +2162,13 @@
 </w:document>
 </file>
 
-<file path=word/endnotes.xml><?xml version="1.0" encoding="utf-8"?>
-<w:endnotes xmlns:wpc="http://schemas.microsoft.com/office/word/2010/wordprocessingCanvas" xmlns:cx="http://schemas.microsoft.com/office/drawing/2014/chartex" xmlns:cx1="http://schemas.microsoft.com/office/drawing/2015/9/8/chartex" xmlns:cx2="http://schemas.microsoft.com/office/drawing/2015/10/21/chartex" xmlns:cx3="http://schemas.microsoft.com/office/drawing/2016/5/9/chartex" xmlns:cx4="http://schemas.microsoft.com/office/drawing/2016/5/10/chartex" xmlns:cx5="http://schemas.microsoft.com/office/drawing/2016/5/11/chartex" xmlns:cx6="http://schemas.microsoft.com/office/drawing/2016/5/12/chartex" xmlns:cx7="http://schemas.microsoft.com/office/drawing/2016/5/13/chartex" xmlns:cx8="http://schemas.microsoft.com/office/drawing/2016/5/14/chartex" xmlns:mc="http://schemas.openxmlformats.org/markup-compatibility/2006" xmlns:aink="http://schemas.microsoft.com/office/drawing/2016/ink" xmlns:am3d="http://schemas.microsoft.com/office/drawing/2017/model3d" xmlns:o="urn:schemas-microsoft-com:office:office" xmlns:oel="http://schemas.microsoft.com/office/2019/extlst" xmlns:r="http://schemas.openxmlformats.org/officeDocument/2006/relationships" xmlns:m="http://schemas.openxmlformats.org/officeDocument/2006/math" xmlns:v="urn:schemas-microsoft-com:vml" xmlns:wp14="http://schemas.microsoft.com/office/word/2010/wordprocessingDrawing" xmlns:wp="http://schemas.openxmlformats.org/drawingml/2006/wordprocessingDrawing" xmlns:w10="urn:schemas-microsoft-com:office:word" xmlns:w="http://schemas.openxmlformats.org/wordprocessingml/2006/main" xmlns:w14="http://schemas.microsoft.com/office/word/2010/wordml" xmlns:w15="http://schemas.microsoft.com/office/word/2012/wordml" xmlns:w16cex="http://schemas.microsoft.com/office/word/2018/wordml/cex" xmlns:w16cid="http://schemas.microsoft.com/office/word/2016/wordml/cid" xmlns:w16="http://schemas.microsoft.com/office/word/2018/wordml" xmlns:w16du="http://schemas.microsoft.com/office/word/2023/wordml/word16du" xmlns:w16sdtdh="http://schemas.microsoft.com/office/word/2020/wordml/sdtdatahash" xmlns:w16sdtfl="http://schemas.microsoft.com/office/word/2024/wordml/sdtformatlock" xmlns:w16se="http://schemas.microsoft.com/office/word/2015/wordml/symex" xmlns:wpg="http://schemas.microsoft.com/office/word/2010/wordprocessingGroup" xmlns:wpi="http://schemas.microsoft.com/office/word/2010/wordprocessingInk" xmlns:wne="http://schemas.microsoft.com/office/word/2006/wordml" xmlns:wps="http://schemas.microsoft.com/office/word/2010/wordprocessingShape" mc:Ignorable="w14 w15 w16se w16cid w16 w16cex w16sdtdh w16sdtfl w16du wp14">
-  <w:endnote w:type="separator" w:id="-1">
-    <w:p>
-      <w:pPr>
-        <w:spacing w:after="0" w:line="240" w:lineRule="auto"/>
-      </w:pPr>
-      <w:r>
-        <w:separator/>
-      </w:r>
-    </w:p>
-  </w:endnote>
-  <w:endnote w:type="continuationSeparator" w:id="0">
-    <w:p>
-      <w:pPr>
-        <w:spacing w:after="0" w:line="240" w:lineRule="auto"/>
-      </w:pPr>
-      <w:r>
-        <w:continuationSeparator/>
-      </w:r>
-    </w:p>
-  </w:endnote>
-</w:endnotes>
-</file>
-
-<file path=word/footnotes.xml><?xml version="1.0" encoding="utf-8"?>
-<w:footnotes xmlns:wpc="http://schemas.microsoft.com/office/word/2010/wordprocessingCanvas" xmlns:cx="http://schemas.microsoft.com/office/drawing/2014/chartex" xmlns:cx1="http://schemas.microsoft.com/office/drawing/2015/9/8/chartex" xmlns:cx2="http://schemas.microsoft.com/office/drawing/2015/10/21/chartex" xmlns:cx3="http://schemas.microsoft.com/office/drawing/2016/5/9/chartex" xmlns:cx4="http://schemas.microsoft.com/office/drawing/2016/5/10/chartex" xmlns:cx5="http://schemas.microsoft.com/office/drawing/2016/5/11/chartex" xmlns:cx6="http://schemas.microsoft.com/office/drawing/2016/5/12/chartex" xmlns:cx7="http://schemas.microsoft.com/office/drawing/2016/5/13/chartex" xmlns:cx8="http://schemas.microsoft.com/office/drawing/2016/5/14/chartex" xmlns:mc="http://schemas.openxmlformats.org/markup-compatibility/2006" xmlns:aink="http://schemas.microsoft.com/office/drawing/2016/ink" xmlns:am3d="http://schemas.microsoft.com/office/drawing/2017/model3d" xmlns:o="urn:schemas-microsoft-com:office:office" xmlns:oel="http://schemas.microsoft.com/office/2019/extlst" xmlns:r="http://schemas.openxmlformats.org/officeDocument/2006/relationships" xmlns:m="http://schemas.openxmlformats.org/officeDocument/2006/math" xmlns:v="urn:schemas-microsoft-com:vml" xmlns:wp14="http://schemas.microsoft.com/office/word/2010/wordprocessingDrawing" xmlns:wp="http://schemas.openxmlformats.org/drawingml/2006/wordprocessingDrawing" xmlns:w10="urn:schemas-microsoft-com:office:word" xmlns:w="http://schemas.openxmlformats.org/wordprocessingml/2006/main" xmlns:w14="http://schemas.microsoft.com/office/word/2010/wordml" xmlns:w15="http://schemas.microsoft.com/office/word/2012/wordml" xmlns:w16cex="http://schemas.microsoft.com/office/word/2018/wordml/cex" xmlns:w16cid="http://schemas.microsoft.com/office/word/2016/wordml/cid" xmlns:w16="http://schemas.microsoft.com/office/word/2018/wordml" xmlns:w16du="http://schemas.microsoft.com/office/word/2023/wordml/word16du" xmlns:w16sdtdh="http://schemas.microsoft.com/office/word/2020/wordml/sdtdatahash" xmlns:w16sdtfl="http://schemas.microsoft.com/office/word/2024/wordml/sdtformatlock" xmlns:w16se="http://schemas.microsoft.com/office/word/2015/wordml/symex" xmlns:wpg="http://schemas.microsoft.com/office/word/2010/wordprocessingGroup" xmlns:wpi="http://schemas.microsoft.com/office/word/2010/wordprocessingInk" xmlns:wne="http://schemas.microsoft.com/office/word/2006/wordml" xmlns:wps="http://schemas.microsoft.com/office/word/2010/wordprocessingShape" mc:Ignorable="w14 w15 w16se w16cid w16 w16cex w16sdtdh w16sdtfl w16du wp14">
-  <w:footnote w:type="separator" w:id="-1">
-    <w:p>
-      <w:pPr>
-        <w:spacing w:after="0" w:line="240" w:lineRule="auto"/>
-      </w:pPr>
-      <w:r>
-        <w:separator/>
-      </w:r>
-    </w:p>
-  </w:footnote>
-  <w:footnote w:type="continuationSeparator" w:id="0">
-    <w:p>
-      <w:pPr>
-        <w:spacing w:after="0" w:line="240" w:lineRule="auto"/>
-      </w:pPr>
-      <w:r>
-        <w:continuationSeparator/>
-      </w:r>
-    </w:p>
-  </w:footnote>
-</w:footnotes>
-</file>
-
 <file path=word/numbering.xml><?xml version="1.0" encoding="utf-8"?>
-<w:numbering xmlns:wpc="http://schemas.microsoft.com/office/word/2010/wordprocessingCanvas" xmlns:cx="http://schemas.microsoft.com/office/drawing/2014/chartex" xmlns:cx1="http://schemas.microsoft.com/office/drawing/2015/9/8/chartex" xmlns:cx2="http://schemas.microsoft.com/office/drawing/2015/10/21/chartex" xmlns:cx3="http://schemas.microsoft.com/office/drawing/2016/5/9/chartex" xmlns:cx4="http://schemas.microsoft.com/office/drawing/2016/5/10/chartex" xmlns:cx5="http://schemas.microsoft.com/office/drawing/2016/5/11/chartex" xmlns:cx6="http://schemas.microsoft.com/office/drawing/2016/5/12/chartex" xmlns:cx7="http://schemas.microsoft.com/office/drawing/2016/5/13/chartex" xmlns:cx8="http://schemas.microsoft.com/office/drawing/2016/5/14/chartex" xmlns:mc="http://schemas.openxmlformats.org/markup-compatibility/2006" xmlns:aink="http://schemas.microsoft.com/office/drawing/2016/ink" xmlns:am3d="http://schemas.microsoft.com/office/drawing/2017/model3d" xmlns:o="urn:schemas-microsoft-com:office:office" xmlns:oel="http://schemas.microsoft.com/office/2019/extlst" xmlns:r="http://schemas.openxmlformats.org/officeDocument/2006/relationships" xmlns:m="http://schemas.openxmlformats.org/officeDocument/2006/math" xmlns:v="urn:schemas-microsoft-com:vml" xmlns:wp14="http://schemas.microsoft.com/office/word/2010/wordprocessingDrawing" xmlns:wp="http://schemas.openxmlformats.org/drawingml/2006/wordprocessingDrawing" xmlns:w10="urn:schemas-microsoft-com:office:word" xmlns:w="http://schemas.openxmlformats.org/wordprocessingml/2006/main" xmlns:w14="http://schemas.microsoft.com/office/word/2010/wordml" xmlns:w15="http://schemas.microsoft.com/office/word/2012/wordml" xmlns:w16cex="http://schemas.microsoft.com/office/word/2018/wordml/cex" xmlns:w16cid="http://schemas.microsoft.com/office/word/2016/wordml/cid" xmlns:w16="http://schemas.microsoft.com/office/word/2018/wordml" xmlns:w16du="http://schemas.microsoft.com/office/word/2023/wordml/word16du" xmlns:w16sdtdh="http://schemas.microsoft.com/office/word/2020/wordml/sdtdatahash" xmlns:w16sdtfl="http://schemas.microsoft.com/office/word/2024/wordml/sdtformatlock" xmlns:w16se="http://schemas.microsoft.com/office/word/2015/wordml/symex" xmlns:wpg="http://schemas.microsoft.com/office/word/2010/wordprocessingGroup" xmlns:wpi="http://schemas.microsoft.com/office/word/2010/wordprocessingInk" xmlns:wne="http://schemas.microsoft.com/office/word/2006/wordml" xmlns:wps="http://schemas.microsoft.com/office/word/2010/wordprocessingShape" mc:Ignorable="w14 w15 w16se w16cid w16 w16cex w16sdtdh w16sdtfl w16du wp14">
-  <w:abstractNum w:abstractNumId="0" w15:restartNumberingAfterBreak="0">
-    <w:nsid w:val="167E1EBC"/>
+<w:numbering xmlns:ve="http://schemas.openxmlformats.org/markup-compatibility/2006" xmlns:o="urn:schemas-microsoft-com:office:office" xmlns:r="http://schemas.openxmlformats.org/officeDocument/2006/relationships" xmlns:m="http://schemas.openxmlformats.org/officeDocument/2006/math" xmlns:v="urn:schemas-microsoft-com:vml" xmlns:wp="http://schemas.openxmlformats.org/drawingml/2006/wordprocessingDrawing" xmlns:w10="urn:schemas-microsoft-com:office:word" xmlns:w="http://schemas.openxmlformats.org/wordprocessingml/2006/main" xmlns:w14="http://schemas.microsoft.com/office/word/2010/wordml" xmlns:wne="http://schemas.microsoft.com/office/word/2006/wordml">
+  <w:abstractNum w:abstractNumId="0">
+    <w:nsid w:val="46e5114e"/>
     <w:multiLevelType w:val="hybridMultilevel"/>
-    <w:tmpl w:val="3304A2C8"/>
-    <w:lvl w:ilvl="0" w:tplc="F88CB728">
-      <w:start w:val="2026"/>
+    <w:tmpl w:val="8063c30"/>
+    <w:lvl w:ilvl="0" w:tplc="26e6c8c6">
       <w:numFmt w:val="bullet"/>
       <w:lvlText w:val=""/>
       <w:lvlJc w:val="left"/>
@@ -1835,7 +2179,7 @@
         <w:rFonts w:ascii="Wingdings" w:hAnsi="Wingdings" w:hint="default"/>
       </w:rPr>
     </w:lvl>
-    <w:lvl w:ilvl="1" w:tplc="04090003" w:tentative="1">
+    <w:lvl w:ilvl="1" w:tentative="on" w:tplc="4090003">
       <w:start w:val="1"/>
       <w:numFmt w:val="bullet"/>
       <w:lvlText w:val=""/>
@@ -1847,7 +2191,7 @@
         <w:rFonts w:ascii="Wingdings" w:hAnsi="Wingdings" w:hint="default"/>
       </w:rPr>
     </w:lvl>
-    <w:lvl w:ilvl="2" w:tplc="04090005" w:tentative="1">
+    <w:lvl w:ilvl="2" w:tentative="on" w:tplc="4090005">
       <w:start w:val="1"/>
       <w:numFmt w:val="bullet"/>
       <w:lvlText w:val=""/>
@@ -1859,7 +2203,7 @@
         <w:rFonts w:ascii="Wingdings" w:hAnsi="Wingdings" w:hint="default"/>
       </w:rPr>
     </w:lvl>
-    <w:lvl w:ilvl="3" w:tplc="04090001" w:tentative="1">
+    <w:lvl w:ilvl="3" w:tentative="on" w:tplc="4090001">
       <w:start w:val="1"/>
       <w:numFmt w:val="bullet"/>
       <w:lvlText w:val=""/>
@@ -1871,7 +2215,7 @@
         <w:rFonts w:ascii="Wingdings" w:hAnsi="Wingdings" w:hint="default"/>
       </w:rPr>
     </w:lvl>
-    <w:lvl w:ilvl="4" w:tplc="04090003" w:tentative="1">
+    <w:lvl w:ilvl="4" w:tentative="on" w:tplc="4090003">
       <w:start w:val="1"/>
       <w:numFmt w:val="bullet"/>
       <w:lvlText w:val=""/>
@@ -1883,7 +2227,7 @@
         <w:rFonts w:ascii="Wingdings" w:hAnsi="Wingdings" w:hint="default"/>
       </w:rPr>
     </w:lvl>
-    <w:lvl w:ilvl="5" w:tplc="04090005" w:tentative="1">
+    <w:lvl w:ilvl="5" w:tentative="on" w:tplc="4090005">
       <w:start w:val="1"/>
       <w:numFmt w:val="bullet"/>
       <w:lvlText w:val=""/>
@@ -1895,7 +2239,7 @@
         <w:rFonts w:ascii="Wingdings" w:hAnsi="Wingdings" w:hint="default"/>
       </w:rPr>
     </w:lvl>
-    <w:lvl w:ilvl="6" w:tplc="04090001" w:tentative="1">
+    <w:lvl w:ilvl="6" w:tentative="on" w:tplc="4090001">
       <w:start w:val="1"/>
       <w:numFmt w:val="bullet"/>
       <w:lvlText w:val=""/>
@@ -1907,7 +2251,7 @@
         <w:rFonts w:ascii="Wingdings" w:hAnsi="Wingdings" w:hint="default"/>
       </w:rPr>
     </w:lvl>
-    <w:lvl w:ilvl="7" w:tplc="04090003" w:tentative="1">
+    <w:lvl w:ilvl="7" w:tentative="on" w:tplc="4090003">
       <w:start w:val="1"/>
       <w:numFmt w:val="bullet"/>
       <w:lvlText w:val=""/>
@@ -1919,7 +2263,7 @@
         <w:rFonts w:ascii="Wingdings" w:hAnsi="Wingdings" w:hint="default"/>
       </w:rPr>
     </w:lvl>
-    <w:lvl w:ilvl="8" w:tplc="04090005" w:tentative="1">
+    <w:lvl w:ilvl="8" w:tentative="on" w:tplc="4090005">
       <w:start w:val="1"/>
       <w:numFmt w:val="bullet"/>
       <w:lvlText w:val=""/>
@@ -1932,487 +2276,27 @@
       </w:rPr>
     </w:lvl>
   </w:abstractNum>
-  <w:abstractNum w:abstractNumId="1" w15:restartNumberingAfterBreak="0">
-    <w:nsid w:val="1775193A"/>
-    <w:multiLevelType w:val="hybridMultilevel"/>
-    <w:tmpl w:val="5322A474"/>
-    <w:lvl w:ilvl="0" w:tplc="F1B422C6">
-      <w:numFmt w:val="bullet"/>
-      <w:lvlText w:val=""/>
-      <w:lvlJc w:val="left"/>
-      <w:pPr>
-        <w:ind w:left="800" w:hanging="360"/>
-      </w:pPr>
-      <w:rPr>
-        <w:rFonts w:ascii="Wingdings" w:eastAsiaTheme="minorEastAsia" w:hAnsi="Wingdings" w:cstheme="minorEastAsia" w:hint="default"/>
-      </w:rPr>
-    </w:lvl>
-    <w:lvl w:ilvl="1" w:tplc="04090003" w:tentative="1">
-      <w:start w:val="1"/>
-      <w:numFmt w:val="bullet"/>
-      <w:lvlText w:val=""/>
-      <w:lvlJc w:val="left"/>
-      <w:pPr>
-        <w:ind w:left="1320" w:hanging="440"/>
-      </w:pPr>
-      <w:rPr>
-        <w:rFonts w:ascii="Wingdings" w:hAnsi="Wingdings" w:hint="default"/>
-      </w:rPr>
-    </w:lvl>
-    <w:lvl w:ilvl="2" w:tplc="04090005" w:tentative="1">
-      <w:start w:val="1"/>
-      <w:numFmt w:val="bullet"/>
-      <w:lvlText w:val=""/>
-      <w:lvlJc w:val="left"/>
-      <w:pPr>
-        <w:ind w:left="1760" w:hanging="440"/>
-      </w:pPr>
-      <w:rPr>
-        <w:rFonts w:ascii="Wingdings" w:hAnsi="Wingdings" w:hint="default"/>
-      </w:rPr>
-    </w:lvl>
-    <w:lvl w:ilvl="3" w:tplc="04090001" w:tentative="1">
-      <w:start w:val="1"/>
-      <w:numFmt w:val="bullet"/>
-      <w:lvlText w:val=""/>
-      <w:lvlJc w:val="left"/>
-      <w:pPr>
-        <w:ind w:left="2200" w:hanging="440"/>
-      </w:pPr>
-      <w:rPr>
-        <w:rFonts w:ascii="Wingdings" w:hAnsi="Wingdings" w:hint="default"/>
-      </w:rPr>
-    </w:lvl>
-    <w:lvl w:ilvl="4" w:tplc="04090003" w:tentative="1">
-      <w:start w:val="1"/>
-      <w:numFmt w:val="bullet"/>
-      <w:lvlText w:val=""/>
-      <w:lvlJc w:val="left"/>
-      <w:pPr>
-        <w:ind w:left="2640" w:hanging="440"/>
-      </w:pPr>
-      <w:rPr>
-        <w:rFonts w:ascii="Wingdings" w:hAnsi="Wingdings" w:hint="default"/>
-      </w:rPr>
-    </w:lvl>
-    <w:lvl w:ilvl="5" w:tplc="04090005" w:tentative="1">
-      <w:start w:val="1"/>
-      <w:numFmt w:val="bullet"/>
-      <w:lvlText w:val=""/>
-      <w:lvlJc w:val="left"/>
-      <w:pPr>
-        <w:ind w:left="3080" w:hanging="440"/>
-      </w:pPr>
-      <w:rPr>
-        <w:rFonts w:ascii="Wingdings" w:hAnsi="Wingdings" w:hint="default"/>
-      </w:rPr>
-    </w:lvl>
-    <w:lvl w:ilvl="6" w:tplc="04090001" w:tentative="1">
-      <w:start w:val="1"/>
-      <w:numFmt w:val="bullet"/>
-      <w:lvlText w:val=""/>
-      <w:lvlJc w:val="left"/>
-      <w:pPr>
-        <w:ind w:left="3520" w:hanging="440"/>
-      </w:pPr>
-      <w:rPr>
-        <w:rFonts w:ascii="Wingdings" w:hAnsi="Wingdings" w:hint="default"/>
-      </w:rPr>
-    </w:lvl>
-    <w:lvl w:ilvl="7" w:tplc="04090003" w:tentative="1">
-      <w:start w:val="1"/>
-      <w:numFmt w:val="bullet"/>
-      <w:lvlText w:val=""/>
-      <w:lvlJc w:val="left"/>
-      <w:pPr>
-        <w:ind w:left="3960" w:hanging="440"/>
-      </w:pPr>
-      <w:rPr>
-        <w:rFonts w:ascii="Wingdings" w:hAnsi="Wingdings" w:hint="default"/>
-      </w:rPr>
-    </w:lvl>
-    <w:lvl w:ilvl="8" w:tplc="04090005" w:tentative="1">
-      <w:start w:val="1"/>
-      <w:numFmt w:val="bullet"/>
-      <w:lvlText w:val=""/>
-      <w:lvlJc w:val="left"/>
-      <w:pPr>
-        <w:ind w:left="4400" w:hanging="440"/>
-      </w:pPr>
-      <w:rPr>
-        <w:rFonts w:ascii="Wingdings" w:hAnsi="Wingdings" w:hint="default"/>
-      </w:rPr>
-    </w:lvl>
-  </w:abstractNum>
-  <w:abstractNum w:abstractNumId="2" w15:restartNumberingAfterBreak="0">
-    <w:nsid w:val="46E5114E"/>
-    <w:multiLevelType w:val="hybridMultilevel"/>
-    <w:tmpl w:val="08063C30"/>
-    <w:lvl w:ilvl="0" w:tplc="26E6C8C6">
-      <w:numFmt w:val="bullet"/>
-      <w:lvlText w:val=""/>
-      <w:lvlJc w:val="left"/>
-      <w:pPr>
-        <w:ind w:left="800" w:hanging="360"/>
-      </w:pPr>
-      <w:rPr>
-        <w:rFonts w:ascii="Wingdings" w:eastAsiaTheme="minorEastAsia" w:hAnsi="Wingdings" w:cstheme="minorEastAsia" w:hint="default"/>
-      </w:rPr>
-    </w:lvl>
-    <w:lvl w:ilvl="1" w:tplc="04090003" w:tentative="1">
-      <w:start w:val="1"/>
-      <w:numFmt w:val="bullet"/>
-      <w:lvlText w:val=""/>
-      <w:lvlJc w:val="left"/>
-      <w:pPr>
-        <w:ind w:left="1320" w:hanging="440"/>
-      </w:pPr>
-      <w:rPr>
-        <w:rFonts w:ascii="Wingdings" w:hAnsi="Wingdings" w:hint="default"/>
-      </w:rPr>
-    </w:lvl>
-    <w:lvl w:ilvl="2" w:tplc="04090005" w:tentative="1">
-      <w:start w:val="1"/>
-      <w:numFmt w:val="bullet"/>
-      <w:lvlText w:val=""/>
-      <w:lvlJc w:val="left"/>
-      <w:pPr>
-        <w:ind w:left="1760" w:hanging="440"/>
-      </w:pPr>
-      <w:rPr>
-        <w:rFonts w:ascii="Wingdings" w:hAnsi="Wingdings" w:hint="default"/>
-      </w:rPr>
-    </w:lvl>
-    <w:lvl w:ilvl="3" w:tplc="04090001" w:tentative="1">
-      <w:start w:val="1"/>
-      <w:numFmt w:val="bullet"/>
-      <w:lvlText w:val=""/>
-      <w:lvlJc w:val="left"/>
-      <w:pPr>
-        <w:ind w:left="2200" w:hanging="440"/>
-      </w:pPr>
-      <w:rPr>
-        <w:rFonts w:ascii="Wingdings" w:hAnsi="Wingdings" w:hint="default"/>
-      </w:rPr>
-    </w:lvl>
-    <w:lvl w:ilvl="4" w:tplc="04090003" w:tentative="1">
-      <w:start w:val="1"/>
-      <w:numFmt w:val="bullet"/>
-      <w:lvlText w:val=""/>
-      <w:lvlJc w:val="left"/>
-      <w:pPr>
-        <w:ind w:left="2640" w:hanging="440"/>
-      </w:pPr>
-      <w:rPr>
-        <w:rFonts w:ascii="Wingdings" w:hAnsi="Wingdings" w:hint="default"/>
-      </w:rPr>
-    </w:lvl>
-    <w:lvl w:ilvl="5" w:tplc="04090005" w:tentative="1">
-      <w:start w:val="1"/>
-      <w:numFmt w:val="bullet"/>
-      <w:lvlText w:val=""/>
-      <w:lvlJc w:val="left"/>
-      <w:pPr>
-        <w:ind w:left="3080" w:hanging="440"/>
-      </w:pPr>
-      <w:rPr>
-        <w:rFonts w:ascii="Wingdings" w:hAnsi="Wingdings" w:hint="default"/>
-      </w:rPr>
-    </w:lvl>
-    <w:lvl w:ilvl="6" w:tplc="04090001" w:tentative="1">
-      <w:start w:val="1"/>
-      <w:numFmt w:val="bullet"/>
-      <w:lvlText w:val=""/>
-      <w:lvlJc w:val="left"/>
-      <w:pPr>
-        <w:ind w:left="3520" w:hanging="440"/>
-      </w:pPr>
-      <w:rPr>
-        <w:rFonts w:ascii="Wingdings" w:hAnsi="Wingdings" w:hint="default"/>
-      </w:rPr>
-    </w:lvl>
-    <w:lvl w:ilvl="7" w:tplc="04090003" w:tentative="1">
-      <w:start w:val="1"/>
-      <w:numFmt w:val="bullet"/>
-      <w:lvlText w:val=""/>
-      <w:lvlJc w:val="left"/>
-      <w:pPr>
-        <w:ind w:left="3960" w:hanging="440"/>
-      </w:pPr>
-      <w:rPr>
-        <w:rFonts w:ascii="Wingdings" w:hAnsi="Wingdings" w:hint="default"/>
-      </w:rPr>
-    </w:lvl>
-    <w:lvl w:ilvl="8" w:tplc="04090005" w:tentative="1">
-      <w:start w:val="1"/>
-      <w:numFmt w:val="bullet"/>
-      <w:lvlText w:val=""/>
-      <w:lvlJc w:val="left"/>
-      <w:pPr>
-        <w:ind w:left="4400" w:hanging="440"/>
-      </w:pPr>
-      <w:rPr>
-        <w:rFonts w:ascii="Wingdings" w:hAnsi="Wingdings" w:hint="default"/>
-      </w:rPr>
-    </w:lvl>
-  </w:abstractNum>
-  <w:abstractNum w:abstractNumId="3" w15:restartNumberingAfterBreak="0">
-    <w:nsid w:val="77C87E54"/>
-    <w:multiLevelType w:val="hybridMultilevel"/>
-    <w:tmpl w:val="AEEADCD4"/>
-    <w:lvl w:ilvl="0" w:tplc="FCD62A50">
-      <w:numFmt w:val="bullet"/>
-      <w:lvlText w:val=""/>
-      <w:lvlJc w:val="left"/>
-      <w:pPr>
-        <w:ind w:left="800" w:hanging="360"/>
-      </w:pPr>
-      <w:rPr>
-        <w:rFonts w:ascii="Wingdings" w:eastAsiaTheme="minorEastAsia" w:hAnsi="Wingdings" w:cstheme="minorEastAsia" w:hint="default"/>
-      </w:rPr>
-    </w:lvl>
-    <w:lvl w:ilvl="1" w:tplc="04090003" w:tentative="1">
-      <w:start w:val="1"/>
-      <w:numFmt w:val="bullet"/>
-      <w:lvlText w:val=""/>
-      <w:lvlJc w:val="left"/>
-      <w:pPr>
-        <w:ind w:left="1320" w:hanging="440"/>
-      </w:pPr>
-      <w:rPr>
-        <w:rFonts w:ascii="Wingdings" w:hAnsi="Wingdings" w:hint="default"/>
-      </w:rPr>
-    </w:lvl>
-    <w:lvl w:ilvl="2" w:tplc="04090005" w:tentative="1">
-      <w:start w:val="1"/>
-      <w:numFmt w:val="bullet"/>
-      <w:lvlText w:val=""/>
-      <w:lvlJc w:val="left"/>
-      <w:pPr>
-        <w:ind w:left="1760" w:hanging="440"/>
-      </w:pPr>
-      <w:rPr>
-        <w:rFonts w:ascii="Wingdings" w:hAnsi="Wingdings" w:hint="default"/>
-      </w:rPr>
-    </w:lvl>
-    <w:lvl w:ilvl="3" w:tplc="04090001" w:tentative="1">
-      <w:start w:val="1"/>
-      <w:numFmt w:val="bullet"/>
-      <w:lvlText w:val=""/>
-      <w:lvlJc w:val="left"/>
-      <w:pPr>
-        <w:ind w:left="2200" w:hanging="440"/>
-      </w:pPr>
-      <w:rPr>
-        <w:rFonts w:ascii="Wingdings" w:hAnsi="Wingdings" w:hint="default"/>
-      </w:rPr>
-    </w:lvl>
-    <w:lvl w:ilvl="4" w:tplc="04090003" w:tentative="1">
-      <w:start w:val="1"/>
-      <w:numFmt w:val="bullet"/>
-      <w:lvlText w:val=""/>
-      <w:lvlJc w:val="left"/>
-      <w:pPr>
-        <w:ind w:left="2640" w:hanging="440"/>
-      </w:pPr>
-      <w:rPr>
-        <w:rFonts w:ascii="Wingdings" w:hAnsi="Wingdings" w:hint="default"/>
-      </w:rPr>
-    </w:lvl>
-    <w:lvl w:ilvl="5" w:tplc="04090005" w:tentative="1">
-      <w:start w:val="1"/>
-      <w:numFmt w:val="bullet"/>
-      <w:lvlText w:val=""/>
-      <w:lvlJc w:val="left"/>
-      <w:pPr>
-        <w:ind w:left="3080" w:hanging="440"/>
-      </w:pPr>
-      <w:rPr>
-        <w:rFonts w:ascii="Wingdings" w:hAnsi="Wingdings" w:hint="default"/>
-      </w:rPr>
-    </w:lvl>
-    <w:lvl w:ilvl="6" w:tplc="04090001" w:tentative="1">
-      <w:start w:val="1"/>
-      <w:numFmt w:val="bullet"/>
-      <w:lvlText w:val=""/>
-      <w:lvlJc w:val="left"/>
-      <w:pPr>
-        <w:ind w:left="3520" w:hanging="440"/>
-      </w:pPr>
-      <w:rPr>
-        <w:rFonts w:ascii="Wingdings" w:hAnsi="Wingdings" w:hint="default"/>
-      </w:rPr>
-    </w:lvl>
-    <w:lvl w:ilvl="7" w:tplc="04090003" w:tentative="1">
-      <w:start w:val="1"/>
-      <w:numFmt w:val="bullet"/>
-      <w:lvlText w:val=""/>
-      <w:lvlJc w:val="left"/>
-      <w:pPr>
-        <w:ind w:left="3960" w:hanging="440"/>
-      </w:pPr>
-      <w:rPr>
-        <w:rFonts w:ascii="Wingdings" w:hAnsi="Wingdings" w:hint="default"/>
-      </w:rPr>
-    </w:lvl>
-    <w:lvl w:ilvl="8" w:tplc="04090005" w:tentative="1">
-      <w:start w:val="1"/>
-      <w:numFmt w:val="bullet"/>
-      <w:lvlText w:val=""/>
-      <w:lvlJc w:val="left"/>
-      <w:pPr>
-        <w:ind w:left="4400" w:hanging="440"/>
-      </w:pPr>
-      <w:rPr>
-        <w:rFonts w:ascii="Wingdings" w:hAnsi="Wingdings" w:hint="default"/>
-      </w:rPr>
-    </w:lvl>
-  </w:abstractNum>
-  <w:abstractNum w:abstractNumId="4" w15:restartNumberingAfterBreak="0">
-    <w:nsid w:val="7C6A468C"/>
-    <w:multiLevelType w:val="hybridMultilevel"/>
-    <w:tmpl w:val="61E2A4E4"/>
-    <w:lvl w:ilvl="0" w:tplc="28106B42">
-      <w:numFmt w:val="bullet"/>
-      <w:lvlText w:val=""/>
-      <w:lvlJc w:val="left"/>
-      <w:pPr>
-        <w:ind w:left="800" w:hanging="360"/>
-      </w:pPr>
-      <w:rPr>
-        <w:rFonts w:ascii="Wingdings" w:eastAsiaTheme="minorEastAsia" w:hAnsi="Wingdings" w:cstheme="minorEastAsia" w:hint="default"/>
-      </w:rPr>
-    </w:lvl>
-    <w:lvl w:ilvl="1" w:tplc="04090003" w:tentative="1">
-      <w:start w:val="1"/>
-      <w:numFmt w:val="bullet"/>
-      <w:lvlText w:val=""/>
-      <w:lvlJc w:val="left"/>
-      <w:pPr>
-        <w:ind w:left="1320" w:hanging="440"/>
-      </w:pPr>
-      <w:rPr>
-        <w:rFonts w:ascii="Wingdings" w:hAnsi="Wingdings" w:hint="default"/>
-      </w:rPr>
-    </w:lvl>
-    <w:lvl w:ilvl="2" w:tplc="04090005" w:tentative="1">
-      <w:start w:val="1"/>
-      <w:numFmt w:val="bullet"/>
-      <w:lvlText w:val=""/>
-      <w:lvlJc w:val="left"/>
-      <w:pPr>
-        <w:ind w:left="1760" w:hanging="440"/>
-      </w:pPr>
-      <w:rPr>
-        <w:rFonts w:ascii="Wingdings" w:hAnsi="Wingdings" w:hint="default"/>
-      </w:rPr>
-    </w:lvl>
-    <w:lvl w:ilvl="3" w:tplc="04090001" w:tentative="1">
-      <w:start w:val="1"/>
-      <w:numFmt w:val="bullet"/>
-      <w:lvlText w:val=""/>
-      <w:lvlJc w:val="left"/>
-      <w:pPr>
-        <w:ind w:left="2200" w:hanging="440"/>
-      </w:pPr>
-      <w:rPr>
-        <w:rFonts w:ascii="Wingdings" w:hAnsi="Wingdings" w:hint="default"/>
-      </w:rPr>
-    </w:lvl>
-    <w:lvl w:ilvl="4" w:tplc="04090003" w:tentative="1">
-      <w:start w:val="1"/>
-      <w:numFmt w:val="bullet"/>
-      <w:lvlText w:val=""/>
-      <w:lvlJc w:val="left"/>
-      <w:pPr>
-        <w:ind w:left="2640" w:hanging="440"/>
-      </w:pPr>
-      <w:rPr>
-        <w:rFonts w:ascii="Wingdings" w:hAnsi="Wingdings" w:hint="default"/>
-      </w:rPr>
-    </w:lvl>
-    <w:lvl w:ilvl="5" w:tplc="04090005" w:tentative="1">
-      <w:start w:val="1"/>
-      <w:numFmt w:val="bullet"/>
-      <w:lvlText w:val=""/>
-      <w:lvlJc w:val="left"/>
-      <w:pPr>
-        <w:ind w:left="3080" w:hanging="440"/>
-      </w:pPr>
-      <w:rPr>
-        <w:rFonts w:ascii="Wingdings" w:hAnsi="Wingdings" w:hint="default"/>
-      </w:rPr>
-    </w:lvl>
-    <w:lvl w:ilvl="6" w:tplc="04090001" w:tentative="1">
-      <w:start w:val="1"/>
-      <w:numFmt w:val="bullet"/>
-      <w:lvlText w:val=""/>
-      <w:lvlJc w:val="left"/>
-      <w:pPr>
-        <w:ind w:left="3520" w:hanging="440"/>
-      </w:pPr>
-      <w:rPr>
-        <w:rFonts w:ascii="Wingdings" w:hAnsi="Wingdings" w:hint="default"/>
-      </w:rPr>
-    </w:lvl>
-    <w:lvl w:ilvl="7" w:tplc="04090003" w:tentative="1">
-      <w:start w:val="1"/>
-      <w:numFmt w:val="bullet"/>
-      <w:lvlText w:val=""/>
-      <w:lvlJc w:val="left"/>
-      <w:pPr>
-        <w:ind w:left="3960" w:hanging="440"/>
-      </w:pPr>
-      <w:rPr>
-        <w:rFonts w:ascii="Wingdings" w:hAnsi="Wingdings" w:hint="default"/>
-      </w:rPr>
-    </w:lvl>
-    <w:lvl w:ilvl="8" w:tplc="04090005" w:tentative="1">
-      <w:start w:val="1"/>
-      <w:numFmt w:val="bullet"/>
-      <w:lvlText w:val=""/>
-      <w:lvlJc w:val="left"/>
-      <w:pPr>
-        <w:ind w:left="4400" w:hanging="440"/>
-      </w:pPr>
-      <w:rPr>
-        <w:rFonts w:ascii="Wingdings" w:hAnsi="Wingdings" w:hint="default"/>
-      </w:rPr>
-    </w:lvl>
-  </w:abstractNum>
-  <w:num w:numId="1" w16cid:durableId="34624845">
+  <w:num w:numId="1">
     <w:abstractNumId w:val="0"/>
-  </w:num>
-  <w:num w:numId="2" w16cid:durableId="225458082">
-    <w:abstractNumId w:val="3"/>
-  </w:num>
-  <w:num w:numId="3" w16cid:durableId="1405106466">
-    <w:abstractNumId w:val="4"/>
-  </w:num>
-  <w:num w:numId="4" w16cid:durableId="867182880">
-    <w:abstractNumId w:val="1"/>
-  </w:num>
-  <w:num w:numId="5" w16cid:durableId="1339700410">
-    <w:abstractNumId w:val="2"/>
   </w:num>
 </w:numbering>
 </file>
 
 <file path=word/styles.xml><?xml version="1.0" encoding="utf-8"?>
-<w:styles xmlns:mc="http://schemas.openxmlformats.org/markup-compatibility/2006" xmlns:r="http://schemas.openxmlformats.org/officeDocument/2006/relationships" xmlns:w="http://schemas.openxmlformats.org/wordprocessingml/2006/main" xmlns:w14="http://schemas.microsoft.com/office/word/2010/wordml" xmlns:w15="http://schemas.microsoft.com/office/word/2012/wordml" xmlns:w16cex="http://schemas.microsoft.com/office/word/2018/wordml/cex" xmlns:w16cid="http://schemas.microsoft.com/office/word/2016/wordml/cid" xmlns:w16="http://schemas.microsoft.com/office/word/2018/wordml" xmlns:w16du="http://schemas.microsoft.com/office/word/2023/wordml/word16du" xmlns:w16sdtdh="http://schemas.microsoft.com/office/word/2020/wordml/sdtdatahash" xmlns:w16sdtfl="http://schemas.microsoft.com/office/word/2024/wordml/sdtformatlock" xmlns:w16se="http://schemas.microsoft.com/office/word/2015/wordml/symex" mc:Ignorable="w14 w15 w16se w16cid w16 w16cex w16sdtdh w16sdtfl w16du">
+<w:styles xmlns:r="http://schemas.openxmlformats.org/officeDocument/2006/relationships" xmlns:w="http://schemas.openxmlformats.org/wordprocessingml/2006/main">
   <w:docDefaults>
     <w:rPrDefault>
       <w:rPr>
+        <w:lang w:val="en-US" w:eastAsia="ko-KR" w:bidi="ar-SA"/>
         <w:rFonts w:asciiTheme="minorHAnsi" w:eastAsiaTheme="minorEastAsia" w:hAnsiTheme="minorHAnsi" w:cstheme="minorEastAsia"/>
+        <w:szCs w:val="22"/>
         <w:kern w:val="2"/>
-        <w:szCs w:val="22"/>
-        <w:lang w:val="en-US" w:eastAsia="ko-KR" w:bidi="ar-SA"/>
       </w:rPr>
     </w:rPrDefault>
     <w:pPrDefault>
       <w:pPr>
+        <w:jc w:val="both"/>
         <w:spacing w:after="160" w:line="259" w:lineRule="auto"/>
-        <w:jc w:val="both"/>
       </w:pPr>
     </w:pPrDefault>
   </w:docDefaults>
@@ -2693,10 +2577,10 @@
     <w:name w:val="Normal"/>
     <w:qFormat/>
     <w:pPr>
-      <w:widowControl w:val="0"/>
-      <w:wordWrap w:val="0"/>
-      <w:autoSpaceDE w:val="0"/>
-      <w:autoSpaceDN w:val="0"/>
+      <w:autoSpaceDE w:val="off"/>
+      <w:autoSpaceDN w:val="off"/>
+      <w:widowControl w:val="off"/>
+      <w:wordWrap w:val="off"/>
     </w:pPr>
   </w:style>
   <w:style w:type="character" w:default="1" w:styleId="a0">
@@ -2728,8 +2612,8 @@
   </w:style>
   <w:style w:type="table" w:customStyle="1" w:styleId="1">
     <w:name w:val="표 구분선1"/>
+    <w:uiPriority w:val="39"/>
     <w:basedOn w:val="a1"/>
-    <w:uiPriority w:val="39"/>
     <w:pPr>
       <w:spacing w:after="0" w:line="240" w:lineRule="auto"/>
     </w:pPr>
@@ -2746,8 +2630,8 @@
   </w:style>
   <w:style w:type="paragraph" w:styleId="a3">
     <w:name w:val="List Paragraph"/>
+    <w:uiPriority w:val="34"/>
     <w:basedOn w:val="a"/>
-    <w:uiPriority w:val="34"/>
     <w:qFormat/>
     <w:pPr>
       <w:ind w:leftChars="400" w:left="800"/>
@@ -2755,43 +2639,43 @@
   </w:style>
   <w:style w:type="paragraph" w:styleId="a4">
     <w:name w:val="header"/>
+    <w:uiPriority w:val="99"/>
     <w:basedOn w:val="a"/>
     <w:link w:val="Char"/>
-    <w:uiPriority w:val="99"/>
     <w:unhideWhenUsed/>
     <w:pPr>
+      <w:snapToGrid w:val="0"/>
       <w:tabs>
         <w:tab w:val="center" w:pos="4513"/>
         <w:tab w:val="right" w:pos="9026"/>
       </w:tabs>
-      <w:snapToGrid w:val="0"/>
     </w:pPr>
   </w:style>
   <w:style w:type="character" w:customStyle="1" w:styleId="Char">
     <w:name w:val="머리글 Char"/>
+    <w:uiPriority w:val="99"/>
     <w:basedOn w:val="a0"/>
     <w:link w:val="a4"/>
-    <w:uiPriority w:val="99"/>
   </w:style>
   <w:style w:type="paragraph" w:styleId="a5">
     <w:name w:val="footer"/>
+    <w:uiPriority w:val="99"/>
     <w:basedOn w:val="a"/>
     <w:link w:val="Char0"/>
-    <w:uiPriority w:val="99"/>
     <w:unhideWhenUsed/>
     <w:pPr>
+      <w:snapToGrid w:val="0"/>
       <w:tabs>
         <w:tab w:val="center" w:pos="4513"/>
         <w:tab w:val="right" w:pos="9026"/>
       </w:tabs>
-      <w:snapToGrid w:val="0"/>
     </w:pPr>
   </w:style>
   <w:style w:type="character" w:customStyle="1" w:styleId="Char0">
     <w:name w:val="바닥글 Char"/>
+    <w:uiPriority w:val="99"/>
     <w:basedOn w:val="a0"/>
     <w:link w:val="a5"/>
-    <w:uiPriority w:val="99"/>
   </w:style>
   <w:style w:type="character" w:styleId="a6">
     <w:name w:val="Hyperlink"/>
@@ -2799,7 +2683,7 @@
     <w:unhideWhenUsed/>
     <w:rPr>
       <w:color w:val="0563C1"/>
-      <w:u w:val="single"/>
+      <w:u w:val="single" w:color="auto"/>
     </w:rPr>
   </w:style>
   <w:style w:type="character" w:customStyle="1" w:styleId="10">
@@ -2814,8 +2698,8 @@
   </w:style>
   <w:style w:type="character" w:styleId="HTML">
     <w:name w:val="HTML Code"/>
+    <w:uiPriority w:val="99"/>
     <w:basedOn w:val="a0"/>
-    <w:uiPriority w:val="99"/>
     <w:semiHidden/>
     <w:unhideWhenUsed/>
     <w:rPr>
@@ -2826,8 +2710,8 @@
   </w:style>
   <w:style w:type="character" w:styleId="a7">
     <w:name w:val="Strong"/>
+    <w:uiPriority w:val="22"/>
     <w:basedOn w:val="a0"/>
-    <w:uiPriority w:val="22"/>
     <w:qFormat/>
     <w:rPr>
       <w:b/>
@@ -2836,8 +2720,8 @@
   </w:style>
   <w:style w:type="paragraph" w:styleId="a8">
     <w:name w:val="Normal (Web)"/>
+    <w:uiPriority w:val="99"/>
     <w:basedOn w:val="a"/>
-    <w:uiPriority w:val="99"/>
     <w:unhideWhenUsed/>
     <w:rPr>
       <w:rFonts w:ascii="Times New Roman" w:hAnsi="Times New Roman" w:cs="Times New Roman"/>
@@ -2866,15 +2750,14 @@
     <w:unhideWhenUsed/>
     <w:rPr>
       <w:color w:val="954F72"/>
-      <w:u w:val="single"/>
+      <w:u w:val="single" w:color="auto"/>
     </w:rPr>
   </w:style>
-  <w:style w:type="character" w:styleId="aa">
+  <w:style w:type="character" w:customStyle="1" w:styleId="aa">
     <w:name w:val="Unresolved Mention"/>
     <w:basedOn w:val="a0"/>
     <w:semiHidden/>
     <w:unhideWhenUsed/>
-    <w:rsid w:val="000D75E0"/>
     <w:rPr>
       <w:color w:val="605E5C"/>
       <w:shd w:val="clear" w:color="auto" w:fill="E1DFDD"/>
